--- a/DMGT/notes/Unit-5_GT.docx
+++ b/DMGT/notes/Unit-5_GT.docx
@@ -83,7 +83,7 @@
           <w:szCs w:val="20"/>
         </w:rPr>
         <w:pict w14:anchorId="6460359D">
-          <v:rect id="_x0000_i1073" style="width:0;height:1.5pt" o:hralign="center" o:hrstd="t" o:hr="t" fillcolor="#a0a0a0" stroked="f"/>
+          <v:rect id="_x0000_i1025" style="width:0;height:1.5pt" o:hralign="center" o:hrstd="t" o:hr="t" fillcolor="#a0a0a0" stroked="f"/>
         </w:pict>
       </w:r>
     </w:p>
@@ -384,7 +384,7 @@
           <w:szCs w:val="20"/>
         </w:rPr>
         <w:pict w14:anchorId="59F5ADF0">
-          <v:rect id="_x0000_i1074" style="width:0;height:1.5pt" o:hralign="center" o:hrstd="t" o:hr="t" fillcolor="#a0a0a0" stroked="f"/>
+          <v:rect id="_x0000_i1026" style="width:0;height:1.5pt" o:hralign="center" o:hrstd="t" o:hr="t" fillcolor="#a0a0a0" stroked="f"/>
         </w:pict>
       </w:r>
     </w:p>
@@ -559,7 +559,7 @@
           <w:szCs w:val="20"/>
         </w:rPr>
         <w:pict w14:anchorId="411EAB3A">
-          <v:rect id="_x0000_i1075" style="width:0;height:1.5pt" o:hralign="center" o:hrstd="t" o:hr="t" fillcolor="#a0a0a0" stroked="f"/>
+          <v:rect id="_x0000_i1027" style="width:0;height:1.5pt" o:hralign="center" o:hrstd="t" o:hr="t" fillcolor="#a0a0a0" stroked="f"/>
         </w:pict>
       </w:r>
     </w:p>
@@ -956,7 +956,7 @@
           <w:szCs w:val="20"/>
         </w:rPr>
         <w:pict w14:anchorId="7D0ED59E">
-          <v:rect id="_x0000_i1077" style="width:0;height:1.5pt" o:hralign="center" o:hrstd="t" o:hr="t" fillcolor="#a0a0a0" stroked="f"/>
+          <v:rect id="_x0000_i1028" style="width:0;height:1.5pt" o:hralign="center" o:hrstd="t" o:hr="t" fillcolor="#a0a0a0" stroked="f"/>
         </w:pict>
       </w:r>
     </w:p>
@@ -1226,7 +1226,7 @@
           <w:szCs w:val="20"/>
         </w:rPr>
         <w:pict w14:anchorId="3D2608FB">
-          <v:rect id="_x0000_i1078" style="width:0;height:1.5pt" o:hralign="center" o:hrstd="t" o:hr="t" fillcolor="#a0a0a0" stroked="f"/>
+          <v:rect id="_x0000_i1029" style="width:0;height:1.5pt" o:hralign="center" o:hrstd="t" o:hr="t" fillcolor="#a0a0a0" stroked="f"/>
         </w:pict>
       </w:r>
     </w:p>
@@ -1673,7 +1673,7 @@
           <w:szCs w:val="20"/>
         </w:rPr>
         <w:pict w14:anchorId="77336550">
-          <v:rect id="_x0000_i1079" style="width:0;height:1.5pt" o:hralign="center" o:hrstd="t" o:hr="t" fillcolor="#a0a0a0" stroked="f"/>
+          <v:rect id="_x0000_i1030" style="width:0;height:1.5pt" o:hralign="center" o:hrstd="t" o:hr="t" fillcolor="#a0a0a0" stroked="f"/>
         </w:pict>
       </w:r>
     </w:p>
@@ -1809,7 +1809,7 @@
           <w:szCs w:val="20"/>
         </w:rPr>
         <w:pict w14:anchorId="09C2AFFE">
-          <v:rect id="_x0000_i1080" style="width:0;height:1.5pt" o:hralign="center" o:hrstd="t" o:hr="t" fillcolor="#a0a0a0" stroked="f"/>
+          <v:rect id="_x0000_i1031" style="width:0;height:1.5pt" o:hralign="center" o:hrstd="t" o:hr="t" fillcolor="#a0a0a0" stroked="f"/>
         </w:pict>
       </w:r>
     </w:p>
@@ -2305,7 +2305,7 @@
           <w:szCs w:val="20"/>
         </w:rPr>
         <w:pict w14:anchorId="367C241A">
-          <v:rect id="_x0000_i1150" style="width:0;height:1.5pt" o:hralign="center" o:hrstd="t" o:hr="t" fillcolor="#a0a0a0" stroked="f"/>
+          <v:rect id="_x0000_i1032" style="width:0;height:1.5pt" o:hralign="center" o:hrstd="t" o:hr="t" fillcolor="#a0a0a0" stroked="f"/>
         </w:pict>
       </w:r>
     </w:p>
@@ -2515,7 +2515,7 @@
           <w:szCs w:val="20"/>
         </w:rPr>
         <w:pict w14:anchorId="5381C280">
-          <v:rect id="_x0000_i1151" style="width:0;height:1.5pt" o:hralign="center" o:hrstd="t" o:hr="t" fillcolor="#a0a0a0" stroked="f"/>
+          <v:rect id="_x0000_i1033" style="width:0;height:1.5pt" o:hralign="center" o:hrstd="t" o:hr="t" fillcolor="#a0a0a0" stroked="f"/>
         </w:pict>
       </w:r>
     </w:p>
@@ -2624,7 +2624,7 @@
           <w:szCs w:val="20"/>
         </w:rPr>
         <w:pict w14:anchorId="340F8629">
-          <v:rect id="_x0000_i1152" style="width:0;height:1.5pt" o:hralign="center" o:hrstd="t" o:hr="t" fillcolor="#a0a0a0" stroked="f"/>
+          <v:rect id="_x0000_i1034" style="width:0;height:1.5pt" o:hralign="center" o:hrstd="t" o:hr="t" fillcolor="#a0a0a0" stroked="f"/>
         </w:pict>
       </w:r>
     </w:p>
@@ -2823,7 +2823,7 @@
           <w:szCs w:val="20"/>
         </w:rPr>
         <w:pict w14:anchorId="529AAEAE">
-          <v:rect id="_x0000_i1153" style="width:0;height:1.5pt" o:hralign="center" o:hrstd="t" o:hr="t" fillcolor="#a0a0a0" stroked="f"/>
+          <v:rect id="_x0000_i1035" style="width:0;height:1.5pt" o:hralign="center" o:hrstd="t" o:hr="t" fillcolor="#a0a0a0" stroked="f"/>
         </w:pict>
       </w:r>
     </w:p>
@@ -3033,7 +3033,7 @@
           <w:szCs w:val="20"/>
         </w:rPr>
         <w:pict w14:anchorId="132C369C">
-          <v:rect id="_x0000_i1154" style="width:0;height:1.5pt" o:hralign="center" o:hrstd="t" o:hr="t" fillcolor="#a0a0a0" stroked="f"/>
+          <v:rect id="_x0000_i1036" style="width:0;height:1.5pt" o:hralign="center" o:hrstd="t" o:hr="t" fillcolor="#a0a0a0" stroked="f"/>
         </w:pict>
       </w:r>
     </w:p>
@@ -3141,7 +3141,7 @@
           <w:szCs w:val="20"/>
         </w:rPr>
         <w:pict w14:anchorId="2237B9A5">
-          <v:rect id="_x0000_i1155" style="width:0;height:1.5pt" o:hralign="center" o:hrstd="t" o:hr="t" fillcolor="#a0a0a0" stroked="f"/>
+          <v:rect id="_x0000_i1037" style="width:0;height:1.5pt" o:hralign="center" o:hrstd="t" o:hr="t" fillcolor="#a0a0a0" stroked="f"/>
         </w:pict>
       </w:r>
     </w:p>
@@ -3554,7 +3554,7 @@
           <w:szCs w:val="20"/>
         </w:rPr>
         <w:pict w14:anchorId="4ED9A08B">
-          <v:rect id="_x0000_i1156" style="width:0;height:1.5pt" o:hralign="center" o:hrstd="t" o:hr="t" fillcolor="#a0a0a0" stroked="f"/>
+          <v:rect id="_x0000_i1038" style="width:0;height:1.5pt" o:hralign="center" o:hrstd="t" o:hr="t" fillcolor="#a0a0a0" stroked="f"/>
         </w:pict>
       </w:r>
     </w:p>
@@ -3669,7 +3669,7 @@
           <w:szCs w:val="20"/>
         </w:rPr>
         <w:pict w14:anchorId="0DF0D7C8">
-          <v:rect id="_x0000_i1157" style="width:0;height:1.5pt" o:hralign="center" o:hrstd="t" o:hr="t" fillcolor="#a0a0a0" stroked="f"/>
+          <v:rect id="_x0000_i1039" style="width:0;height:1.5pt" o:hralign="center" o:hrstd="t" o:hr="t" fillcolor="#a0a0a0" stroked="f"/>
         </w:pict>
       </w:r>
     </w:p>
@@ -4123,7 +4123,7 @@
           <w:szCs w:val="20"/>
         </w:rPr>
         <w:pict w14:anchorId="68D0952B">
-          <v:rect id="_x0000_i1244" style="width:0;height:1.5pt" o:hralign="center" o:hrstd="t" o:hr="t" fillcolor="#a0a0a0" stroked="f"/>
+          <v:rect id="_x0000_i1040" style="width:0;height:1.5pt" o:hralign="center" o:hrstd="t" o:hr="t" fillcolor="#a0a0a0" stroked="f"/>
         </w:pict>
       </w:r>
     </w:p>
@@ -4496,7 +4496,7 @@
           <w:szCs w:val="20"/>
         </w:rPr>
         <w:pict w14:anchorId="24F78F74">
-          <v:rect id="_x0000_i1245" style="width:0;height:1.5pt" o:hralign="center" o:hrstd="t" o:hr="t" fillcolor="#a0a0a0" stroked="f"/>
+          <v:rect id="_x0000_i1041" style="width:0;height:1.5pt" o:hralign="center" o:hrstd="t" o:hr="t" fillcolor="#a0a0a0" stroked="f"/>
         </w:pict>
       </w:r>
     </w:p>
@@ -4776,7 +4776,7 @@
           <w:szCs w:val="20"/>
         </w:rPr>
         <w:pict w14:anchorId="48472025">
-          <v:rect id="_x0000_i1246" style="width:0;height:1.5pt" o:hralign="center" o:hrstd="t" o:hr="t" fillcolor="#a0a0a0" stroked="f"/>
+          <v:rect id="_x0000_i1042" style="width:0;height:1.5pt" o:hralign="center" o:hrstd="t" o:hr="t" fillcolor="#a0a0a0" stroked="f"/>
         </w:pict>
       </w:r>
     </w:p>
@@ -4941,7 +4941,7 @@
           <w:szCs w:val="20"/>
         </w:rPr>
         <w:pict w14:anchorId="6BA8FE76">
-          <v:rect id="_x0000_i1247" style="width:0;height:1.5pt" o:hralign="center" o:hrstd="t" o:hr="t" fillcolor="#a0a0a0" stroked="f"/>
+          <v:rect id="_x0000_i1043" style="width:0;height:1.5pt" o:hralign="center" o:hrstd="t" o:hr="t" fillcolor="#a0a0a0" stroked="f"/>
         </w:pict>
       </w:r>
     </w:p>
@@ -5290,7 +5290,7 @@
           <w:szCs w:val="20"/>
         </w:rPr>
         <w:pict w14:anchorId="69911692">
-          <v:rect id="_x0000_i1208" style="width:0;height:1.5pt" o:hralign="center" o:hrstd="t" o:hr="t" fillcolor="#a0a0a0" stroked="f"/>
+          <v:rect id="_x0000_i1044" style="width:0;height:1.5pt" o:hralign="center" o:hrstd="t" o:hr="t" fillcolor="#a0a0a0" stroked="f"/>
         </w:pict>
       </w:r>
     </w:p>
@@ -5481,7 +5481,7 @@
           <w:szCs w:val="20"/>
         </w:rPr>
         <w:pict w14:anchorId="7E1BCA2F">
-          <v:rect id="_x0000_i1209" style="width:0;height:1.5pt" o:hralign="center" o:hrstd="t" o:hr="t" fillcolor="#a0a0a0" stroked="f"/>
+          <v:rect id="_x0000_i1045" style="width:0;height:1.5pt" o:hralign="center" o:hrstd="t" o:hr="t" fillcolor="#a0a0a0" stroked="f"/>
         </w:pict>
       </w:r>
     </w:p>
@@ -5699,7 +5699,7 @@
           <w:szCs w:val="20"/>
         </w:rPr>
         <w:pict w14:anchorId="0B287A8B">
-          <v:rect id="_x0000_i1210" style="width:0;height:1.5pt" o:hralign="center" o:hrstd="t" o:hr="t" fillcolor="#a0a0a0" stroked="f"/>
+          <v:rect id="_x0000_i1046" style="width:0;height:1.5pt" o:hralign="center" o:hrstd="t" o:hr="t" fillcolor="#a0a0a0" stroked="f"/>
         </w:pict>
       </w:r>
     </w:p>
@@ -5842,7 +5842,7 @@
           <w:szCs w:val="20"/>
         </w:rPr>
         <w:pict w14:anchorId="2AF1D793">
-          <v:rect id="_x0000_i1211" style="width:0;height:1.5pt" o:hralign="center" o:hrstd="t" o:hr="t" fillcolor="#a0a0a0" stroked="f"/>
+          <v:rect id="_x0000_i1047" style="width:0;height:1.5pt" o:hralign="center" o:hrstd="t" o:hr="t" fillcolor="#a0a0a0" stroked="f"/>
         </w:pict>
       </w:r>
     </w:p>
@@ -6009,7 +6009,7 @@
           <w:szCs w:val="20"/>
         </w:rPr>
         <w:pict w14:anchorId="1AE7FB45">
-          <v:rect id="_x0000_i1212" style="width:0;height:1.5pt" o:hralign="center" o:hrstd="t" o:hr="t" fillcolor="#a0a0a0" stroked="f"/>
+          <v:rect id="_x0000_i1048" style="width:0;height:1.5pt" o:hralign="center" o:hrstd="t" o:hr="t" fillcolor="#a0a0a0" stroked="f"/>
         </w:pict>
       </w:r>
     </w:p>
@@ -6138,7 +6138,7 @@
           <w:szCs w:val="20"/>
         </w:rPr>
         <w:pict w14:anchorId="509F49E0">
-          <v:rect id="_x0000_i1213" style="width:0;height:1.5pt" o:hralign="center" o:hrstd="t" o:hr="t" fillcolor="#a0a0a0" stroked="f"/>
+          <v:rect id="_x0000_i1049" style="width:0;height:1.5pt" o:hralign="center" o:hrstd="t" o:hr="t" fillcolor="#a0a0a0" stroked="f"/>
         </w:pict>
       </w:r>
     </w:p>
@@ -6602,7 +6602,7 @@
           <w:szCs w:val="20"/>
         </w:rPr>
         <w:pict w14:anchorId="32451502">
-          <v:rect id="_x0000_i1300" style="width:0;height:1.5pt" o:hralign="center" o:hrstd="t" o:hr="t" fillcolor="#a0a0a0" stroked="f"/>
+          <v:rect id="_x0000_i1050" style="width:0;height:1.5pt" o:hralign="center" o:hrstd="t" o:hr="t" fillcolor="#a0a0a0" stroked="f"/>
         </w:pict>
       </w:r>
     </w:p>
@@ -6803,7 +6803,7 @@
           <w:szCs w:val="20"/>
         </w:rPr>
         <w:pict w14:anchorId="1F43C7CB">
-          <v:rect id="_x0000_i1301" style="width:0;height:1.5pt" o:hralign="center" o:hrstd="t" o:hr="t" fillcolor="#a0a0a0" stroked="f"/>
+          <v:rect id="_x0000_i1051" style="width:0;height:1.5pt" o:hralign="center" o:hrstd="t" o:hr="t" fillcolor="#a0a0a0" stroked="f"/>
         </w:pict>
       </w:r>
     </w:p>
@@ -7015,7 +7015,7 @@
           <w:szCs w:val="20"/>
         </w:rPr>
         <w:pict w14:anchorId="065476F7">
-          <v:rect id="_x0000_i1302" style="width:0;height:1.5pt" o:hralign="center" o:hrstd="t" o:hr="t" fillcolor="#a0a0a0" stroked="f"/>
+          <v:rect id="_x0000_i1052" style="width:0;height:1.5pt" o:hralign="center" o:hrstd="t" o:hr="t" fillcolor="#a0a0a0" stroked="f"/>
         </w:pict>
       </w:r>
     </w:p>
@@ -7298,7 +7298,7 @@
           <w:szCs w:val="20"/>
         </w:rPr>
         <w:pict w14:anchorId="71648864">
-          <v:rect id="_x0000_i1303" style="width:0;height:1.5pt" o:hralign="center" o:hrstd="t" o:hr="t" fillcolor="#a0a0a0" stroked="f"/>
+          <v:rect id="_x0000_i1053" style="width:0;height:1.5pt" o:hralign="center" o:hrstd="t" o:hr="t" fillcolor="#a0a0a0" stroked="f"/>
         </w:pict>
       </w:r>
     </w:p>
@@ -7514,15 +7514,7 @@
               <w:sz w:val="20"/>
               <w:szCs w:val="20"/>
             </w:rPr>
-            <m:t>V</m:t>
-          </m:r>
-          <m:r>
-            <w:rPr>
-              <w:rFonts w:ascii="Cambria Math" w:hAnsi="Cambria Math"/>
-              <w:sz w:val="20"/>
-              <w:szCs w:val="20"/>
-            </w:rPr>
-            <m:t xml:space="preserve"> </m:t>
+            <m:t xml:space="preserve">V </m:t>
           </m:r>
         </m:oMath>
       </m:oMathPara>
@@ -7723,7 +7715,7 @@
           <w:szCs w:val="20"/>
         </w:rPr>
         <w:pict w14:anchorId="38D15A0B">
-          <v:rect id="_x0000_i1304" style="width:0;height:1.5pt" o:hralign="center" o:hrstd="t" o:hr="t" fillcolor="#a0a0a0" stroked="f"/>
+          <v:rect id="_x0000_i1054" style="width:0;height:1.5pt" o:hralign="center" o:hrstd="t" o:hr="t" fillcolor="#a0a0a0" stroked="f"/>
         </w:pict>
       </w:r>
     </w:p>
@@ -7958,7 +7950,7 @@
           <w:szCs w:val="20"/>
         </w:rPr>
         <w:pict w14:anchorId="52781942">
-          <v:rect id="_x0000_i1305" style="width:0;height:1.5pt" o:hralign="center" o:hrstd="t" o:hr="t" fillcolor="#a0a0a0" stroked="f"/>
+          <v:rect id="_x0000_i1055" style="width:0;height:1.5pt" o:hralign="center" o:hrstd="t" o:hr="t" fillcolor="#a0a0a0" stroked="f"/>
         </w:pict>
       </w:r>
     </w:p>
@@ -8145,7 +8137,7 @@
           <w:szCs w:val="20"/>
         </w:rPr>
         <w:pict w14:anchorId="646DDAD5">
-          <v:rect id="_x0000_i1306" style="width:0;height:1.5pt" o:hralign="center" o:hrstd="t" o:hr="t" fillcolor="#a0a0a0" stroked="f"/>
+          <v:rect id="_x0000_i1056" style="width:0;height:1.5pt" o:hralign="center" o:hrstd="t" o:hr="t" fillcolor="#a0a0a0" stroked="f"/>
         </w:pict>
       </w:r>
     </w:p>
@@ -8313,7 +8305,7 @@
           <w:szCs w:val="20"/>
         </w:rPr>
         <w:pict w14:anchorId="4C97A731">
-          <v:rect id="_x0000_i1401" style="width:0;height:1.5pt" o:hralign="center" o:hrstd="t" o:hr="t" fillcolor="#a0a0a0" stroked="f"/>
+          <v:rect id="_x0000_i1057" style="width:0;height:1.5pt" o:hralign="center" o:hrstd="t" o:hr="t" fillcolor="#a0a0a0" stroked="f"/>
         </w:pict>
       </w:r>
     </w:p>
@@ -9054,7 +9046,7 @@
           <w:szCs w:val="20"/>
         </w:rPr>
         <w:pict w14:anchorId="70F5D8E5">
-          <v:rect id="_x0000_i1402" style="width:0;height:1.5pt" o:hralign="center" o:hrstd="t" o:hr="t" fillcolor="#a0a0a0" stroked="f"/>
+          <v:rect id="_x0000_i1058" style="width:0;height:1.5pt" o:hralign="center" o:hrstd="t" o:hr="t" fillcolor="#a0a0a0" stroked="f"/>
         </w:pict>
       </w:r>
     </w:p>
@@ -9248,7 +9240,7 @@
           <w:szCs w:val="20"/>
         </w:rPr>
         <w:pict w14:anchorId="228EAEB9">
-          <v:rect id="_x0000_i1403" style="width:0;height:1.5pt" o:hralign="center" o:hrstd="t" o:hr="t" fillcolor="#a0a0a0" stroked="f"/>
+          <v:rect id="_x0000_i1059" style="width:0;height:1.5pt" o:hralign="center" o:hrstd="t" o:hr="t" fillcolor="#a0a0a0" stroked="f"/>
         </w:pict>
       </w:r>
     </w:p>
@@ -9713,7 +9705,7 @@
           <w:szCs w:val="20"/>
         </w:rPr>
         <w:pict w14:anchorId="56D1A77A">
-          <v:rect id="_x0000_i1404" style="width:0;height:1.5pt" o:hralign="center" o:hrstd="t" o:hr="t" fillcolor="#a0a0a0" stroked="f"/>
+          <v:rect id="_x0000_i1060" style="width:0;height:1.5pt" o:hralign="center" o:hrstd="t" o:hr="t" fillcolor="#a0a0a0" stroked="f"/>
         </w:pict>
       </w:r>
     </w:p>
@@ -10029,7 +10021,7 @@
           <w:szCs w:val="20"/>
         </w:rPr>
         <w:pict w14:anchorId="4412DCF8">
-          <v:rect id="_x0000_i1405" style="width:0;height:1.5pt" o:hralign="center" o:hrstd="t" o:hr="t" fillcolor="#a0a0a0" stroked="f"/>
+          <v:rect id="_x0000_i1061" style="width:0;height:1.5pt" o:hralign="center" o:hrstd="t" o:hr="t" fillcolor="#a0a0a0" stroked="f"/>
         </w:pict>
       </w:r>
     </w:p>
@@ -10177,7 +10169,7 @@
           <w:szCs w:val="20"/>
         </w:rPr>
         <w:pict w14:anchorId="22B3F448">
-          <v:rect id="_x0000_i1406" style="width:0;height:1.5pt" o:hralign="center" o:hrstd="t" o:hr="t" fillcolor="#a0a0a0" stroked="f"/>
+          <v:rect id="_x0000_i1062" style="width:0;height:1.5pt" o:hralign="center" o:hrstd="t" o:hr="t" fillcolor="#a0a0a0" stroked="f"/>
         </w:pict>
       </w:r>
     </w:p>
@@ -10313,7 +10305,7 @@
           <w:szCs w:val="20"/>
         </w:rPr>
         <w:pict w14:anchorId="6CAF2DFE">
-          <v:rect id="_x0000_i1407" style="width:0;height:1.5pt" o:hralign="center" o:hrstd="t" o:hr="t" fillcolor="#a0a0a0" stroked="f"/>
+          <v:rect id="_x0000_i1063" style="width:0;height:1.5pt" o:hralign="center" o:hrstd="t" o:hr="t" fillcolor="#a0a0a0" stroked="f"/>
         </w:pict>
       </w:r>
     </w:p>
@@ -10459,7 +10451,7 @@
           <w:szCs w:val="20"/>
         </w:rPr>
         <w:pict w14:anchorId="17846030">
-          <v:rect id="_x0000_i1408" style="width:0;height:1.5pt" o:hralign="center" o:hrstd="t" o:hr="t" fillcolor="#a0a0a0" stroked="f"/>
+          <v:rect id="_x0000_i1064" style="width:0;height:1.5pt" o:hralign="center" o:hrstd="t" o:hr="t" fillcolor="#a0a0a0" stroked="f"/>
         </w:pict>
       </w:r>
     </w:p>
@@ -10639,7 +10631,7 @@
           <w:szCs w:val="20"/>
         </w:rPr>
         <w:pict w14:anchorId="4C6ACF1A">
-          <v:rect id="_x0000_i1409" style="width:0;height:1.5pt" o:hralign="center" o:hrstd="t" o:hr="t" fillcolor="#a0a0a0" stroked="f"/>
+          <v:rect id="_x0000_i1065" style="width:0;height:1.5pt" o:hralign="center" o:hrstd="t" o:hr="t" fillcolor="#a0a0a0" stroked="f"/>
         </w:pict>
       </w:r>
     </w:p>
@@ -10831,7 +10823,7 @@
           <w:szCs w:val="20"/>
         </w:rPr>
         <w:pict w14:anchorId="38980518">
-          <v:rect id="_x0000_i1410" style="width:0;height:1.5pt" o:hralign="center" o:hrstd="t" o:hr="t" fillcolor="#a0a0a0" stroked="f"/>
+          <v:rect id="_x0000_i1066" style="width:0;height:1.5pt" o:hralign="center" o:hrstd="t" o:hr="t" fillcolor="#a0a0a0" stroked="f"/>
         </w:pict>
       </w:r>
     </w:p>
@@ -10990,7 +10982,7 @@
         </w:rPr>
         <w:lastRenderedPageBreak/>
         <w:pict w14:anchorId="3B082BBB">
-          <v:rect id="_x0000_i1411" style="width:0;height:1.5pt" o:hralign="center" o:hrstd="t" o:hr="t" fillcolor="#a0a0a0" stroked="f"/>
+          <v:rect id="_x0000_i1067" style="width:0;height:1.5pt" o:hralign="center" o:hrstd="t" o:hr="t" fillcolor="#a0a0a0" stroked="f"/>
         </w:pict>
       </w:r>
     </w:p>
@@ -11098,7 +11090,7 @@
           <w:szCs w:val="20"/>
         </w:rPr>
         <w:pict w14:anchorId="43827FBF">
-          <v:rect id="_x0000_i1412" style="width:0;height:1.5pt" o:hralign="center" o:hrstd="t" o:hr="t" fillcolor="#a0a0a0" stroked="f"/>
+          <v:rect id="_x0000_i1068" style="width:0;height:1.5pt" o:hralign="center" o:hrstd="t" o:hr="t" fillcolor="#a0a0a0" stroked="f"/>
         </w:pict>
       </w:r>
     </w:p>
@@ -11359,7 +11351,7 @@
           <w:szCs w:val="20"/>
         </w:rPr>
         <w:pict w14:anchorId="3C2FA4EA">
-          <v:rect id="_x0000_i1414" style="width:0;height:1.5pt" o:hralign="center" o:hrstd="t" o:hr="t" fillcolor="#a0a0a0" stroked="f"/>
+          <v:rect id="_x0000_i1069" style="width:0;height:1.5pt" o:hralign="center" o:hrstd="t" o:hr="t" fillcolor="#a0a0a0" stroked="f"/>
         </w:pict>
       </w:r>
     </w:p>
@@ -11494,7 +11486,7 @@
           <w:szCs w:val="20"/>
         </w:rPr>
         <w:pict w14:anchorId="0A860AE5">
-          <v:rect id="_x0000_i1713" style="width:0;height:1.5pt" o:hralign="center" o:hrstd="t" o:hr="t" fillcolor="#a0a0a0" stroked="f"/>
+          <v:rect id="_x0000_i1070" style="width:0;height:1.5pt" o:hralign="center" o:hrstd="t" o:hr="t" fillcolor="#a0a0a0" stroked="f"/>
         </w:pict>
       </w:r>
     </w:p>
@@ -11942,7 +11934,7 @@
           <w:szCs w:val="20"/>
         </w:rPr>
         <w:pict w14:anchorId="5056AB0D">
-          <v:rect id="_x0000_i1684" style="width:0;height:1.5pt" o:hralign="center" o:hrstd="t" o:hr="t" fillcolor="#a0a0a0" stroked="f"/>
+          <v:rect id="_x0000_i1071" style="width:0;height:1.5pt" o:hralign="center" o:hrstd="t" o:hr="t" fillcolor="#a0a0a0" stroked="f"/>
         </w:pict>
       </w:r>
     </w:p>
@@ -12134,7 +12126,7 @@
           <w:szCs w:val="20"/>
         </w:rPr>
         <w:pict w14:anchorId="27ECF860">
-          <v:rect id="_x0000_i1685" style="width:0;height:1.5pt" o:hralign="center" o:hrstd="t" o:hr="t" fillcolor="#a0a0a0" stroked="f"/>
+          <v:rect id="_x0000_i1072" style="width:0;height:1.5pt" o:hralign="center" o:hrstd="t" o:hr="t" fillcolor="#a0a0a0" stroked="f"/>
         </w:pict>
       </w:r>
     </w:p>
@@ -12322,7 +12314,7 @@
           <w:szCs w:val="20"/>
         </w:rPr>
         <w:pict w14:anchorId="49014EDF">
-          <v:rect id="_x0000_i1686" style="width:0;height:1.5pt" o:hralign="center" o:hrstd="t" o:hr="t" fillcolor="#a0a0a0" stroked="f"/>
+          <v:rect id="_x0000_i1073" style="width:0;height:1.5pt" o:hralign="center" o:hrstd="t" o:hr="t" fillcolor="#a0a0a0" stroked="f"/>
         </w:pict>
       </w:r>
     </w:p>
@@ -12465,7 +12457,7 @@
           <w:szCs w:val="20"/>
         </w:rPr>
         <w:pict w14:anchorId="523B8C3D">
-          <v:rect id="_x0000_i1687" style="width:0;height:1.5pt" o:hralign="center" o:hrstd="t" o:hr="t" fillcolor="#a0a0a0" stroked="f"/>
+          <v:rect id="_x0000_i1074" style="width:0;height:1.5pt" o:hralign="center" o:hrstd="t" o:hr="t" fillcolor="#a0a0a0" stroked="f"/>
         </w:pict>
       </w:r>
     </w:p>
@@ -12605,7 +12597,7 @@
           <w:szCs w:val="20"/>
         </w:rPr>
         <w:pict w14:anchorId="517FE816">
-          <v:rect id="_x0000_i1688" style="width:0;height:1.5pt" o:hralign="center" o:hrstd="t" o:hr="t" fillcolor="#a0a0a0" stroked="f"/>
+          <v:rect id="_x0000_i1075" style="width:0;height:1.5pt" o:hralign="center" o:hrstd="t" o:hr="t" fillcolor="#a0a0a0" stroked="f"/>
         </w:pict>
       </w:r>
     </w:p>
@@ -12946,7 +12938,7 @@
           <w:szCs w:val="20"/>
         </w:rPr>
         <w:pict w14:anchorId="32F76B5C">
-          <v:rect id="_x0000_i1689" style="width:0;height:1.5pt" o:hralign="center" o:hrstd="t" o:hr="t" fillcolor="#a0a0a0" stroked="f"/>
+          <v:rect id="_x0000_i1076" style="width:0;height:1.5pt" o:hralign="center" o:hrstd="t" o:hr="t" fillcolor="#a0a0a0" stroked="f"/>
         </w:pict>
       </w:r>
     </w:p>
@@ -13042,23 +13034,7 @@
           <w:sz w:val="20"/>
           <w:szCs w:val="20"/>
         </w:rPr>
-        <w:t xml:space="preserve"> But vertex </w:t>
-      </w:r>
-      <w:proofErr w:type="gramStart"/>
-      <w:r>
-        <w:rPr>
-          <w:sz w:val="20"/>
-          <w:szCs w:val="20"/>
-        </w:rPr>
-        <w:t>are</w:t>
-      </w:r>
-      <w:proofErr w:type="gramEnd"/>
-      <w:r>
-        <w:rPr>
-          <w:sz w:val="20"/>
-          <w:szCs w:val="20"/>
-        </w:rPr>
-        <w:t xml:space="preserve"> repeated</w:t>
+        <w:t xml:space="preserve"> But vertex are repeated</w:t>
       </w:r>
     </w:p>
     <w:p>
@@ -13123,7 +13099,7 @@
           <w:szCs w:val="20"/>
         </w:rPr>
         <w:pict w14:anchorId="58DE7A51">
-          <v:rect id="_x0000_i1690" style="width:0;height:1.5pt" o:hralign="center" o:hrstd="t" o:hr="t" fillcolor="#a0a0a0" stroked="f"/>
+          <v:rect id="_x0000_i1077" style="width:0;height:1.5pt" o:hralign="center" o:hrstd="t" o:hr="t" fillcolor="#a0a0a0" stroked="f"/>
         </w:pict>
       </w:r>
     </w:p>
@@ -13262,7 +13238,7 @@
           <w:szCs w:val="20"/>
         </w:rPr>
         <w:pict w14:anchorId="6A0763B8">
-          <v:rect id="_x0000_i1691" style="width:0;height:1.5pt" o:hralign="center" o:hrstd="t" o:hr="t" fillcolor="#a0a0a0" stroked="f"/>
+          <v:rect id="_x0000_i1078" style="width:0;height:1.5pt" o:hralign="center" o:hrstd="t" o:hr="t" fillcolor="#a0a0a0" stroked="f"/>
         </w:pict>
       </w:r>
     </w:p>
@@ -13502,7 +13478,7 @@
           <w:szCs w:val="20"/>
         </w:rPr>
         <w:pict w14:anchorId="38897212">
-          <v:rect id="_x0000_i1692" style="width:0;height:1.5pt" o:hralign="center" o:hrstd="t" o:hr="t" fillcolor="#a0a0a0" stroked="f"/>
+          <v:rect id="_x0000_i1079" style="width:0;height:1.5pt" o:hralign="center" o:hrstd="t" o:hr="t" fillcolor="#a0a0a0" stroked="f"/>
         </w:pict>
       </w:r>
     </w:p>
@@ -14345,7 +14321,7 @@
           <w:szCs w:val="20"/>
         </w:rPr>
         <w:pict w14:anchorId="2D035BAD">
-          <v:rect id="_x0000_i1736" style="width:0;height:1.5pt" o:hralign="center" o:hrstd="t" o:hr="t" fillcolor="#a0a0a0" stroked="f"/>
+          <v:rect id="_x0000_i1080" style="width:0;height:1.5pt" o:hralign="center" o:hrstd="t" o:hr="t" fillcolor="#a0a0a0" stroked="f"/>
         </w:pict>
       </w:r>
     </w:p>
@@ -14452,16 +14428,7 @@
           <w:sz w:val="28"/>
           <w:szCs w:val="28"/>
         </w:rPr>
-        <w:t>Connected Graph</w:t>
-      </w:r>
-      <w:r>
-        <w:rPr>
-          <w:b/>
-          <w:bCs/>
-          <w:sz w:val="28"/>
-          <w:szCs w:val="28"/>
-        </w:rPr>
-        <w:t xml:space="preserve">: </w:t>
+        <w:t xml:space="preserve">Connected Graph: </w:t>
       </w:r>
     </w:p>
     <w:p>
@@ -14772,7 +14739,7 @@
           <w:szCs w:val="20"/>
         </w:rPr>
         <w:pict w14:anchorId="62A93311">
-          <v:rect id="_x0000_i1758" style="width:0;height:1.5pt" o:hralign="center" o:hrstd="t" o:hr="t" fillcolor="#a0a0a0" stroked="f"/>
+          <v:rect id="_x0000_i1081" style="width:0;height:1.5pt" o:hralign="center" o:hrstd="t" o:hr="t" fillcolor="#a0a0a0" stroked="f"/>
         </w:pict>
       </w:r>
     </w:p>
@@ -15241,7 +15208,7 @@
           <w:szCs w:val="20"/>
         </w:rPr>
         <w:pict w14:anchorId="30039858">
-          <v:rect id="_x0000_i1787" style="width:0;height:1.5pt" o:hralign="center" o:hrstd="t" o:hr="t" fillcolor="#a0a0a0" stroked="f"/>
+          <v:rect id="_x0000_i1082" style="width:0;height:1.5pt" o:hralign="center" o:hrstd="t" o:hr="t" fillcolor="#a0a0a0" stroked="f"/>
         </w:pict>
       </w:r>
     </w:p>
@@ -15987,7 +15954,7 @@
           <w:sz w:val="20"/>
           <w:szCs w:val="20"/>
         </w:rPr>
-        <w:t>For any graph GGG with vertices v1,v2,…,vnv_1, v_2, \dots , v_nv1​,v2​,…,</w:t>
+        <w:t>For any graph G with vertices v1​,v2​,…,</w:t>
       </w:r>
       <w:proofErr w:type="spellStart"/>
       <w:r>
@@ -16003,7 +15970,7 @@
           <w:sz w:val="20"/>
           <w:szCs w:val="20"/>
         </w:rPr>
-        <w:t xml:space="preserve">​ and edge set EEE, the sum of the degrees of all vertices is equal to </w:t>
+        <w:t xml:space="preserve">​ and edge set E, the sum of the degrees of all vertices is equal to </w:t>
       </w:r>
       <w:r>
         <w:rPr>
@@ -16759,7 +16726,7 @@
           <w:szCs w:val="20"/>
         </w:rPr>
         <w:pict w14:anchorId="1DC687FC">
-          <v:rect id="_x0000_i1871" style="width:0;height:1.5pt" o:hralign="center" o:hrstd="t" o:hr="t" fillcolor="#a0a0a0" stroked="f"/>
+          <v:rect id="_x0000_i1083" style="width:0;height:1.5pt" o:hralign="center" o:hrstd="t" o:hr="t" fillcolor="#a0a0a0" stroked="f"/>
         </w:pict>
       </w:r>
     </w:p>
@@ -16949,7 +16916,7 @@
           <w:szCs w:val="20"/>
         </w:rPr>
         <w:pict w14:anchorId="645B9F78">
-          <v:rect id="_x0000_i1872" style="width:0;height:1.5pt" o:hralign="center" o:hrstd="t" o:hr="t" fillcolor="#a0a0a0" stroked="f"/>
+          <v:rect id="_x0000_i1084" style="width:0;height:1.5pt" o:hralign="center" o:hrstd="t" o:hr="t" fillcolor="#a0a0a0" stroked="f"/>
         </w:pict>
       </w:r>
     </w:p>
@@ -16996,6 +16963,7 @@
       </w:pPr>
       <w:r>
         <w:rPr>
+          <w:noProof/>
           <w:sz w:val="20"/>
           <w:szCs w:val="20"/>
         </w:rPr>
@@ -17161,36 +17129,6 @@
           <w:sz w:val="20"/>
           <w:szCs w:val="20"/>
         </w:rPr>
-        <w:t>=4|E| = 4</w:t>
-      </w:r>
-      <w:r>
-        <w:rPr>
-          <w:rFonts w:ascii="Cambria Math" w:hAnsi="Cambria Math" w:cs="Cambria Math"/>
-          <w:sz w:val="20"/>
-          <w:szCs w:val="20"/>
-        </w:rPr>
-        <w:t>∣</w:t>
-      </w:r>
-      <w:r>
-        <w:rPr>
-          <w:sz w:val="20"/>
-          <w:szCs w:val="20"/>
-        </w:rPr>
-        <w:t>E</w:t>
-      </w:r>
-      <w:r>
-        <w:rPr>
-          <w:rFonts w:ascii="Cambria Math" w:hAnsi="Cambria Math" w:cs="Cambria Math"/>
-          <w:sz w:val="20"/>
-          <w:szCs w:val="20"/>
-        </w:rPr>
-        <w:t>∣</w:t>
-      </w:r>
-      <w:r>
-        <w:rPr>
-          <w:sz w:val="20"/>
-          <w:szCs w:val="20"/>
-        </w:rPr>
         <w:t xml:space="preserve">=4 </w:t>
       </w:r>
     </w:p>
@@ -17207,7 +17145,7 @@
           <w:szCs w:val="20"/>
         </w:rPr>
         <w:pict w14:anchorId="61047F9C">
-          <v:rect id="_x0000_i1876" style="width:0;height:1.5pt" o:hralign="center" o:hrstd="t" o:hr="t" fillcolor="#a0a0a0" stroked="f"/>
+          <v:rect id="_x0000_i1085" style="width:0;height:1.5pt" o:hralign="center" o:hrstd="t" o:hr="t" fillcolor="#a0a0a0" stroked="f"/>
         </w:pict>
       </w:r>
     </w:p>
@@ -17503,7 +17441,7 @@
           <w:szCs w:val="20"/>
         </w:rPr>
         <w:pict w14:anchorId="04A072CB">
-          <v:rect id="_x0000_i1877" style="width:0;height:1.5pt" o:hralign="center" o:hrstd="t" o:hr="t" fillcolor="#a0a0a0" stroked="f"/>
+          <v:rect id="_x0000_i1086" style="width:0;height:1.5pt" o:hralign="center" o:hrstd="t" o:hr="t" fillcolor="#a0a0a0" stroked="f"/>
         </w:pict>
       </w:r>
     </w:p>
@@ -17555,7 +17493,7 @@
           <w:szCs w:val="20"/>
         </w:rPr>
         <w:pict w14:anchorId="1A609789">
-          <v:rect id="_x0000_i1878" style="width:0;height:1.5pt" o:hralign="center" o:hrstd="t" o:hr="t" fillcolor="#a0a0a0" stroked="f"/>
+          <v:rect id="_x0000_i1087" style="width:0;height:1.5pt" o:hralign="center" o:hrstd="t" o:hr="t" fillcolor="#a0a0a0" stroked="f"/>
         </w:pict>
       </w:r>
     </w:p>
@@ -17645,15 +17583,7 @@
               <w:sz w:val="20"/>
               <w:szCs w:val="20"/>
             </w:rPr>
-            <m:t>4=8</m:t>
-          </m:r>
-          <m:r>
-            <w:rPr>
-              <w:rFonts w:ascii="Cambria Math" w:hAnsi="Cambria Math"/>
-              <w:sz w:val="20"/>
-              <w:szCs w:val="20"/>
-            </w:rPr>
-            <m:t xml:space="preserve"> </m:t>
+            <m:t xml:space="preserve">4=8 </m:t>
           </m:r>
         </m:oMath>
       </m:oMathPara>
@@ -17702,7 +17632,7 @@
           <w:szCs w:val="20"/>
         </w:rPr>
         <w:pict w14:anchorId="06A228AE">
-          <v:rect id="_x0000_i1879" style="width:0;height:1.5pt" o:hralign="center" o:hrstd="t" o:hr="t" fillcolor="#a0a0a0" stroked="f"/>
+          <v:rect id="_x0000_i1088" style="width:0;height:1.5pt" o:hralign="center" o:hrstd="t" o:hr="t" fillcolor="#a0a0a0" stroked="f"/>
         </w:pict>
       </w:r>
     </w:p>
@@ -17825,7 +17755,7 @@
           <w:szCs w:val="20"/>
         </w:rPr>
         <w:pict w14:anchorId="15FF60BF">
-          <v:rect id="_x0000_i1880" style="width:0;height:1.5pt" o:hralign="center" o:hrstd="t" o:hr="t" fillcolor="#a0a0a0" stroked="f"/>
+          <v:rect id="_x0000_i1089" style="width:0;height:1.5pt" o:hralign="center" o:hrstd="t" o:hr="t" fillcolor="#a0a0a0" stroked="f"/>
         </w:pict>
       </w:r>
     </w:p>
@@ -18087,7 +18017,7 @@
           <w:szCs w:val="20"/>
         </w:rPr>
         <w:pict w14:anchorId="291FABCB">
-          <v:rect id="_x0000_i1915" style="width:0;height:1.5pt" o:hralign="center" o:hrstd="t" o:hr="t" fillcolor="#a0a0a0" stroked="f"/>
+          <v:rect id="_x0000_i1090" style="width:0;height:1.5pt" o:hralign="center" o:hrstd="t" o:hr="t" fillcolor="#a0a0a0" stroked="f"/>
         </w:pict>
       </w:r>
     </w:p>
@@ -18123,7 +18053,7 @@
           <w:sz w:val="20"/>
           <w:szCs w:val="20"/>
         </w:rPr>
-        <w:t xml:space="preserve">In any graph GGG, the number of vertices having </w:t>
+        <w:t xml:space="preserve">In any graph G, the number of vertices having </w:t>
       </w:r>
       <w:r>
         <w:rPr>
@@ -18155,7 +18085,7 @@
           <w:szCs w:val="20"/>
         </w:rPr>
         <w:pict w14:anchorId="3F0E5274">
-          <v:rect id="_x0000_i1916" style="width:0;height:1.5pt" o:hralign="center" o:hrstd="t" o:hr="t" fillcolor="#a0a0a0" stroked="f"/>
+          <v:rect id="_x0000_i1091" style="width:0;height:1.5pt" o:hralign="center" o:hrstd="t" o:hr="t" fillcolor="#a0a0a0" stroked="f"/>
         </w:pict>
       </w:r>
     </w:p>
@@ -19082,7 +19012,7 @@
           <w:szCs w:val="20"/>
         </w:rPr>
         <w:pict w14:anchorId="2C303E67">
-          <v:rect id="_x0000_i2019" style="width:0;height:1.5pt" o:hralign="center" o:hrstd="t" o:hr="t" fillcolor="#a0a0a0" stroked="f"/>
+          <v:rect id="_x0000_i1092" style="width:0;height:1.5pt" o:hralign="center" o:hrstd="t" o:hr="t" fillcolor="#a0a0a0" stroked="f"/>
         </w:pict>
       </w:r>
     </w:p>
@@ -19206,7 +19136,7 @@
           <w:szCs w:val="20"/>
         </w:rPr>
         <w:pict w14:anchorId="51D6B22F">
-          <v:rect id="_x0000_i2020" style="width:0;height:1.5pt" o:hralign="center" o:hrstd="t" o:hr="t" fillcolor="#a0a0a0" stroked="f"/>
+          <v:rect id="_x0000_i1093" style="width:0;height:1.5pt" o:hralign="center" o:hrstd="t" o:hr="t" fillcolor="#a0a0a0" stroked="f"/>
         </w:pict>
       </w:r>
     </w:p>
@@ -19238,6 +19168,7 @@
       </w:pPr>
       <w:r>
         <w:rPr>
+          <w:noProof/>
           <w:sz w:val="20"/>
           <w:szCs w:val="20"/>
         </w:rPr>
@@ -19693,7 +19624,7 @@
           <w:szCs w:val="20"/>
         </w:rPr>
         <w:pict w14:anchorId="0B90A66A">
-          <v:rect id="_x0000_i2024" style="width:0;height:1.5pt" o:hralign="center" o:hrstd="t" o:hr="t" fillcolor="#a0a0a0" stroked="f"/>
+          <v:rect id="_x0000_i1094" style="width:0;height:1.5pt" o:hralign="center" o:hrstd="t" o:hr="t" fillcolor="#a0a0a0" stroked="f"/>
         </w:pict>
       </w:r>
     </w:p>
@@ -19893,7 +19824,7 @@
           <w:szCs w:val="20"/>
         </w:rPr>
         <w:pict w14:anchorId="474CE568">
-          <v:rect id="_x0000_i2025" style="width:0;height:1.5pt" o:hralign="center" o:hrstd="t" o:hr="t" fillcolor="#a0a0a0" stroked="f"/>
+          <v:rect id="_x0000_i1095" style="width:0;height:1.5pt" o:hralign="center" o:hrstd="t" o:hr="t" fillcolor="#a0a0a0" stroked="f"/>
         </w:pict>
       </w:r>
     </w:p>
@@ -19944,7 +19875,7 @@
           <w:szCs w:val="20"/>
         </w:rPr>
         <w:pict w14:anchorId="6C09A9C2">
-          <v:rect id="_x0000_i2026" style="width:0;height:1.5pt" o:hralign="center" o:hrstd="t" o:hr="t" fillcolor="#a0a0a0" stroked="f"/>
+          <v:rect id="_x0000_i1096" style="width:0;height:1.5pt" o:hralign="center" o:hrstd="t" o:hr="t" fillcolor="#a0a0a0" stroked="f"/>
         </w:pict>
       </w:r>
     </w:p>
@@ -19976,6 +19907,7 @@
       </w:pPr>
       <w:r>
         <w:rPr>
+          <w:noProof/>
           <w:sz w:val="20"/>
           <w:szCs w:val="20"/>
         </w:rPr>
@@ -20471,7 +20403,7 @@
           <w:szCs w:val="20"/>
         </w:rPr>
         <w:pict w14:anchorId="00084ECB">
-          <v:rect id="_x0000_i2031" style="width:0;height:1.5pt" o:hralign="center" o:hrstd="t" o:hr="t" fillcolor="#a0a0a0" stroked="f"/>
+          <v:rect id="_x0000_i1097" style="width:0;height:1.5pt" o:hralign="center" o:hrstd="t" o:hr="t" fillcolor="#a0a0a0" stroked="f"/>
         </w:pict>
       </w:r>
     </w:p>
@@ -20592,6 +20524,7 @@
       </w:pPr>
       <w:r>
         <w:rPr>
+          <w:noProof/>
           <w:sz w:val="20"/>
           <w:szCs w:val="20"/>
         </w:rPr>
@@ -20862,7 +20795,7 @@
           <w:szCs w:val="20"/>
         </w:rPr>
         <w:pict w14:anchorId="4ABCDD2B">
-          <v:rect id="_x0000_i2171" style="width:0;height:1.5pt" o:hralign="center" o:hrstd="t" o:hr="t" fillcolor="#a0a0a0" stroked="f"/>
+          <v:rect id="_x0000_i1098" style="width:0;height:1.5pt" o:hralign="center" o:hrstd="t" o:hr="t" fillcolor="#a0a0a0" stroked="f"/>
         </w:pict>
       </w:r>
     </w:p>
@@ -20913,6 +20846,7 @@
       </w:pPr>
       <w:r>
         <w:rPr>
+          <w:noProof/>
           <w:sz w:val="20"/>
           <w:szCs w:val="20"/>
         </w:rPr>
@@ -21245,7 +21179,7 @@
           <w:szCs w:val="20"/>
         </w:rPr>
         <w:pict w14:anchorId="6EBB1BA7">
-          <v:rect id="_x0000_i2175" style="width:0;height:1.5pt" o:hralign="center" o:hrstd="t" o:hr="t" fillcolor="#a0a0a0" stroked="f"/>
+          <v:rect id="_x0000_i1099" style="width:0;height:1.5pt" o:hralign="center" o:hrstd="t" o:hr="t" fillcolor="#a0a0a0" stroked="f"/>
         </w:pict>
       </w:r>
     </w:p>
@@ -21296,6 +21230,7 @@
       </w:pPr>
       <w:r>
         <w:rPr>
+          <w:noProof/>
           <w:sz w:val="20"/>
           <w:szCs w:val="20"/>
         </w:rPr>
@@ -21564,7 +21499,7 @@
           <w:szCs w:val="20"/>
         </w:rPr>
         <w:pict w14:anchorId="71616219">
-          <v:rect id="_x0000_i2179" style="width:0;height:1.5pt" o:hralign="center" o:hrstd="t" o:hr="t" fillcolor="#a0a0a0" stroked="f"/>
+          <v:rect id="_x0000_i1100" style="width:0;height:1.5pt" o:hralign="center" o:hrstd="t" o:hr="t" fillcolor="#a0a0a0" stroked="f"/>
         </w:pict>
       </w:r>
     </w:p>
@@ -21654,39 +21589,7 @@
           <w:sz w:val="20"/>
           <w:szCs w:val="20"/>
         </w:rPr>
-        <w:t xml:space="preserve"> if for every pair of vertices </w:t>
-      </w:r>
-      <w:proofErr w:type="spellStart"/>
-      <w:r>
-        <w:rPr>
-          <w:sz w:val="20"/>
-          <w:szCs w:val="20"/>
-        </w:rPr>
-        <w:t>uuu</w:t>
-      </w:r>
-      <w:proofErr w:type="spellEnd"/>
-      <w:r>
-        <w:rPr>
-          <w:sz w:val="20"/>
-          <w:szCs w:val="20"/>
-        </w:rPr>
-        <w:t xml:space="preserve"> and </w:t>
-      </w:r>
-      <w:proofErr w:type="spellStart"/>
-      <w:r>
-        <w:rPr>
-          <w:sz w:val="20"/>
-          <w:szCs w:val="20"/>
-        </w:rPr>
-        <w:t>vvv</w:t>
-      </w:r>
-      <w:proofErr w:type="spellEnd"/>
-      <w:r>
-        <w:rPr>
-          <w:sz w:val="20"/>
-          <w:szCs w:val="20"/>
-        </w:rPr>
-        <w:t xml:space="preserve">, there exists a directed path from </w:t>
+        <w:t xml:space="preserve"> if for every pair of vertices u and v, there exists a directed path from </w:t>
       </w:r>
       <w:r>
         <w:rPr>
@@ -21779,7 +21682,7 @@
           <w:szCs w:val="20"/>
         </w:rPr>
         <w:pict w14:anchorId="3FFD535E">
-          <v:rect id="_x0000_i2180" style="width:0;height:1.5pt" o:hralign="center" o:hrstd="t" o:hr="t" fillcolor="#a0a0a0" stroked="f"/>
+          <v:rect id="_x0000_i1101" style="width:0;height:1.5pt" o:hralign="center" o:hrstd="t" o:hr="t" fillcolor="#a0a0a0" stroked="f"/>
         </w:pict>
       </w:r>
     </w:p>
@@ -21910,7 +21813,7 @@
           <w:szCs w:val="20"/>
         </w:rPr>
         <w:pict w14:anchorId="74740168">
-          <v:rect id="_x0000_i2181" style="width:0;height:1.5pt" o:hralign="center" o:hrstd="t" o:hr="t" fillcolor="#a0a0a0" stroked="f"/>
+          <v:rect id="_x0000_i1102" style="width:0;height:1.5pt" o:hralign="center" o:hrstd="t" o:hr="t" fillcolor="#a0a0a0" stroked="f"/>
         </w:pict>
       </w:r>
     </w:p>
@@ -21996,7 +21899,7 @@
           <w:szCs w:val="20"/>
         </w:rPr>
         <w:pict w14:anchorId="2166DED4">
-          <v:rect id="_x0000_i2182" style="width:0;height:1.5pt" o:hralign="center" o:hrstd="t" o:hr="t" fillcolor="#a0a0a0" stroked="f"/>
+          <v:rect id="_x0000_i1103" style="width:0;height:1.5pt" o:hralign="center" o:hrstd="t" o:hr="t" fillcolor="#a0a0a0" stroked="f"/>
         </w:pict>
       </w:r>
     </w:p>
@@ -22108,7 +22011,7 @@
           <w:szCs w:val="20"/>
         </w:rPr>
         <w:pict w14:anchorId="027F4229">
-          <v:rect id="_x0000_i2183" style="width:0;height:1.5pt" o:hralign="center" o:hrstd="t" o:hr="t" fillcolor="#a0a0a0" stroked="f"/>
+          <v:rect id="_x0000_i1104" style="width:0;height:1.5pt" o:hralign="center" o:hrstd="t" o:hr="t" fillcolor="#a0a0a0" stroked="f"/>
         </w:pict>
       </w:r>
     </w:p>
@@ -22212,7 +22115,7 @@
           <w:szCs w:val="20"/>
         </w:rPr>
         <w:pict w14:anchorId="6719DBE2">
-          <v:rect id="_x0000_i2184" style="width:0;height:1.5pt" o:hralign="center" o:hrstd="t" o:hr="t" fillcolor="#a0a0a0" stroked="f"/>
+          <v:rect id="_x0000_i1105" style="width:0;height:1.5pt" o:hralign="center" o:hrstd="t" o:hr="t" fillcolor="#a0a0a0" stroked="f"/>
         </w:pict>
       </w:r>
     </w:p>
@@ -22308,7 +22211,7 @@
           <w:szCs w:val="20"/>
         </w:rPr>
         <w:pict w14:anchorId="661567C2">
-          <v:rect id="_x0000_i2185" style="width:0;height:1.5pt" o:hralign="center" o:hrstd="t" o:hr="t" fillcolor="#a0a0a0" stroked="f"/>
+          <v:rect id="_x0000_i1106" style="width:0;height:1.5pt" o:hralign="center" o:hrstd="t" o:hr="t" fillcolor="#a0a0a0" stroked="f"/>
         </w:pict>
       </w:r>
     </w:p>
@@ -22605,7 +22508,7 @@
           <w:szCs w:val="20"/>
         </w:rPr>
         <w:pict w14:anchorId="5E3A7B94">
-          <v:rect id="_x0000_i2186" style="width:0;height:1.5pt" o:hralign="center" o:hrstd="t" o:hr="t" fillcolor="#a0a0a0" stroked="f"/>
+          <v:rect id="_x0000_i1107" style="width:0;height:1.5pt" o:hralign="center" o:hrstd="t" o:hr="t" fillcolor="#a0a0a0" stroked="f"/>
         </w:pict>
       </w:r>
     </w:p>
@@ -22907,7 +22810,7 @@
           <w:szCs w:val="20"/>
         </w:rPr>
         <w:pict w14:anchorId="04A3D182">
-          <v:rect id="_x0000_i2187" style="width:0;height:1.5pt" o:hralign="center" o:hrstd="t" o:hr="t" fillcolor="#a0a0a0" stroked="f"/>
+          <v:rect id="_x0000_i1108" style="width:0;height:1.5pt" o:hralign="center" o:hrstd="t" o:hr="t" fillcolor="#a0a0a0" stroked="f"/>
         </w:pict>
       </w:r>
     </w:p>
@@ -23086,7 +22989,7 @@
           <w:szCs w:val="20"/>
         </w:rPr>
         <w:pict w14:anchorId="7335950E">
-          <v:rect id="_x0000_i2297" style="width:0;height:1.5pt" o:hralign="center" o:hrstd="t" o:hr="t" fillcolor="#a0a0a0" stroked="f"/>
+          <v:rect id="_x0000_i1109" style="width:0;height:1.5pt" o:hralign="center" o:hrstd="t" o:hr="t" fillcolor="#a0a0a0" stroked="f"/>
         </w:pict>
       </w:r>
     </w:p>
@@ -23207,7 +23110,7 @@
           <w:szCs w:val="20"/>
         </w:rPr>
         <w:pict w14:anchorId="69A43258">
-          <v:rect id="_x0000_i2298" style="width:0;height:1.5pt" o:hralign="center" o:hrstd="t" o:hr="t" fillcolor="#a0a0a0" stroked="f"/>
+          <v:rect id="_x0000_i1110" style="width:0;height:1.5pt" o:hralign="center" o:hrstd="t" o:hr="t" fillcolor="#a0a0a0" stroked="f"/>
         </w:pict>
       </w:r>
     </w:p>
@@ -23619,7 +23522,7 @@
           <w:szCs w:val="20"/>
         </w:rPr>
         <w:pict w14:anchorId="5B2C4856">
-          <v:rect id="_x0000_i2299" style="width:0;height:1.5pt" o:hralign="center" o:hrstd="t" o:hr="t" fillcolor="#a0a0a0" stroked="f"/>
+          <v:rect id="_x0000_i1111" style="width:0;height:1.5pt" o:hralign="center" o:hrstd="t" o:hr="t" fillcolor="#a0a0a0" stroked="f"/>
         </w:pict>
       </w:r>
     </w:p>
@@ -23763,7 +23666,7 @@
           <w:szCs w:val="20"/>
         </w:rPr>
         <w:pict w14:anchorId="39C966CD">
-          <v:rect id="_x0000_i2303" style="width:0;height:1.5pt" o:hralign="center" o:hrstd="t" o:hr="t" fillcolor="#a0a0a0" stroked="f"/>
+          <v:rect id="_x0000_i1112" style="width:0;height:1.5pt" o:hralign="center" o:hrstd="t" o:hr="t" fillcolor="#a0a0a0" stroked="f"/>
         </w:pict>
       </w:r>
     </w:p>
@@ -23876,7 +23779,7 @@
           <w:szCs w:val="20"/>
         </w:rPr>
         <w:pict w14:anchorId="7E798C01">
-          <v:rect id="_x0000_i2304" style="width:0;height:1.5pt" o:hralign="center" o:hrstd="t" o:hr="t" fillcolor="#a0a0a0" stroked="f"/>
+          <v:rect id="_x0000_i1113" style="width:0;height:1.5pt" o:hralign="center" o:hrstd="t" o:hr="t" fillcolor="#a0a0a0" stroked="f"/>
         </w:pict>
       </w:r>
     </w:p>
@@ -23966,7 +23869,7 @@
           <w:szCs w:val="20"/>
         </w:rPr>
         <w:pict w14:anchorId="17FCF1C9">
-          <v:rect id="_x0000_i2305" style="width:0;height:1.5pt" o:hralign="center" o:hrstd="t" o:hr="t" fillcolor="#a0a0a0" stroked="f"/>
+          <v:rect id="_x0000_i1114" style="width:0;height:1.5pt" o:hralign="center" o:hrstd="t" o:hr="t" fillcolor="#a0a0a0" stroked="f"/>
         </w:pict>
       </w:r>
     </w:p>
@@ -24113,7 +24016,7 @@
           <w:szCs w:val="20"/>
         </w:rPr>
         <w:pict w14:anchorId="5DD46364">
-          <v:rect id="_x0000_i2306" style="width:0;height:1.5pt" o:hralign="center" o:hrstd="t" o:hr="t" fillcolor="#a0a0a0" stroked="f"/>
+          <v:rect id="_x0000_i1115" style="width:0;height:1.5pt" o:hralign="center" o:hrstd="t" o:hr="t" fillcolor="#a0a0a0" stroked="f"/>
         </w:pict>
       </w:r>
     </w:p>
@@ -24380,7 +24283,7 @@
           <w:szCs w:val="20"/>
         </w:rPr>
         <w:pict w14:anchorId="37F5D616">
-          <v:rect id="_x0000_i2307" style="width:0;height:1.5pt" o:hralign="center" o:hrstd="t" o:hr="t" fillcolor="#a0a0a0" stroked="f"/>
+          <v:rect id="_x0000_i1116" style="width:0;height:1.5pt" o:hralign="center" o:hrstd="t" o:hr="t" fillcolor="#a0a0a0" stroked="f"/>
         </w:pict>
       </w:r>
     </w:p>
@@ -24564,7 +24467,7 @@
           <w:szCs w:val="20"/>
         </w:rPr>
         <w:pict w14:anchorId="6D22CCE7">
-          <v:rect id="_x0000_i2308" style="width:0;height:1.5pt" o:hralign="center" o:hrstd="t" o:hr="t" fillcolor="#a0a0a0" stroked="f"/>
+          <v:rect id="_x0000_i1117" style="width:0;height:1.5pt" o:hralign="center" o:hrstd="t" o:hr="t" fillcolor="#a0a0a0" stroked="f"/>
         </w:pict>
       </w:r>
     </w:p>
@@ -24732,7 +24635,7 @@
           <w:szCs w:val="20"/>
         </w:rPr>
         <w:pict w14:anchorId="6B1B9B9F">
-          <v:rect id="_x0000_i2309" style="width:0;height:1.5pt" o:hralign="center" o:hrstd="t" o:hr="t" fillcolor="#a0a0a0" stroked="f"/>
+          <v:rect id="_x0000_i1118" style="width:0;height:1.5pt" o:hralign="center" o:hrstd="t" o:hr="t" fillcolor="#a0a0a0" stroked="f"/>
         </w:pict>
       </w:r>
     </w:p>
@@ -25065,7 +24968,7 @@
           <w:szCs w:val="20"/>
         </w:rPr>
         <w:pict w14:anchorId="713F0A72">
-          <v:rect id="_x0000_i2417" style="width:0;height:1.5pt" o:hralign="center" o:hrstd="t" o:hr="t" fillcolor="#a0a0a0" stroked="f"/>
+          <v:rect id="_x0000_i1119" style="width:0;height:1.5pt" o:hralign="center" o:hrstd="t" o:hr="t" fillcolor="#a0a0a0" stroked="f"/>
         </w:pict>
       </w:r>
     </w:p>
@@ -25316,7 +25219,23 @@
                 <w:sz w:val="28"/>
                 <w:szCs w:val="28"/>
               </w:rPr>
-              <m:t>1if there is an edge between </m:t>
+              <m:t>1</m:t>
+            </m:r>
+            <m:r>
+              <w:rPr>
+                <w:rFonts w:ascii="Cambria Math" w:hAnsi="Cambria Math"/>
+                <w:sz w:val="28"/>
+                <w:szCs w:val="28"/>
+              </w:rPr>
+              <m:t xml:space="preserve"> </m:t>
+            </m:r>
+            <m:r>
+              <w:rPr>
+                <w:rFonts w:ascii="Cambria Math" w:hAnsi="Cambria Math"/>
+                <w:sz w:val="28"/>
+                <w:szCs w:val="28"/>
+              </w:rPr>
+              <m:t>if there is an edge between </m:t>
             </m:r>
             <m:sSub>
               <m:sSubPr>
@@ -25356,15 +25275,7 @@
                 <w:sz w:val="28"/>
                 <w:szCs w:val="28"/>
               </w:rPr>
-              <m:t>​</m:t>
-            </m:r>
-            <m:r>
-              <w:rPr>
-                <w:rFonts w:ascii="Cambria Math" w:hAnsi="Cambria Math"/>
-                <w:sz w:val="28"/>
-                <w:szCs w:val="28"/>
-              </w:rPr>
-              <m:t> and </m:t>
+              <m:t>​ and </m:t>
             </m:r>
             <m:sSub>
               <m:sSubPr>
@@ -25394,15 +25305,7 @@
                     <w:sz w:val="28"/>
                     <w:szCs w:val="28"/>
                   </w:rPr>
-                  <m:t>j</m:t>
-                </m:r>
-                <m:r>
-                  <w:rPr>
-                    <w:rFonts w:ascii="Cambria Math" w:hAnsi="Cambria Math"/>
-                    <w:sz w:val="28"/>
-                    <w:szCs w:val="28"/>
-                  </w:rPr>
-                  <m:t xml:space="preserve">  , </m:t>
+                  <m:t xml:space="preserve">j  , </m:t>
                 </m:r>
               </m:sub>
             </m:sSub>
@@ -25412,23 +25315,7 @@
                 <w:sz w:val="28"/>
                 <w:szCs w:val="28"/>
               </w:rPr>
-              <m:t>otherwise</m:t>
-            </m:r>
-            <m:r>
-              <w:rPr>
-                <w:rFonts w:ascii="Cambria Math" w:hAnsi="Cambria Math"/>
-                <w:sz w:val="28"/>
-                <w:szCs w:val="28"/>
-              </w:rPr>
-              <m:t xml:space="preserve"> </m:t>
-            </m:r>
-            <m:r>
-              <w:rPr>
-                <w:rFonts w:ascii="Cambria Math" w:hAnsi="Cambria Math"/>
-                <w:sz w:val="28"/>
-                <w:szCs w:val="28"/>
-              </w:rPr>
-              <m:t>0</m:t>
+              <m:t>otherwise 0</m:t>
             </m:r>
           </m:e>
         </m:d>
@@ -25447,7 +25334,7 @@
           <w:szCs w:val="20"/>
         </w:rPr>
         <w:pict w14:anchorId="1A809B12">
-          <v:rect id="_x0000_i2472" style="width:0;height:1.5pt" o:hralign="center" o:hrstd="t" o:hr="t" fillcolor="#a0a0a0" stroked="f"/>
+          <v:rect id="_x0000_i1120" style="width:0;height:1.5pt" o:hralign="center" o:hrstd="t" o:hr="t" fillcolor="#a0a0a0" stroked="f"/>
         </w:pict>
       </w:r>
     </w:p>
@@ -25498,6 +25385,7 @@
       </w:pPr>
       <w:r>
         <w:rPr>
+          <w:noProof/>
           <w:sz w:val="20"/>
           <w:szCs w:val="20"/>
         </w:rPr>
@@ -25608,6 +25496,7 @@
       </w:pPr>
       <w:r>
         <w:rPr>
+          <w:noProof/>
           <w:sz w:val="20"/>
           <w:szCs w:val="20"/>
         </w:rPr>
@@ -25750,7 +25639,7 @@
           <w:szCs w:val="20"/>
         </w:rPr>
         <w:pict w14:anchorId="4942E182">
-          <v:rect id="_x0000_i2422" style="width:0;height:1.5pt" o:hralign="center" o:hrstd="t" o:hr="t" fillcolor="#a0a0a0" stroked="f"/>
+          <v:rect id="_x0000_i1121" style="width:0;height:1.5pt" o:hralign="center" o:hrstd="t" o:hr="t" fillcolor="#a0a0a0" stroked="f"/>
         </w:pict>
       </w:r>
     </w:p>
@@ -26451,7 +26340,7 @@
           <w:szCs w:val="20"/>
         </w:rPr>
         <w:pict w14:anchorId="25D215AA">
-          <v:rect id="_x0000_i2423" style="width:0;height:1.5pt" o:hralign="center" o:hrstd="t" o:hr="t" fillcolor="#a0a0a0" stroked="f"/>
+          <v:rect id="_x0000_i1122" style="width:0;height:1.5pt" o:hralign="center" o:hrstd="t" o:hr="t" fillcolor="#a0a0a0" stroked="f"/>
         </w:pict>
       </w:r>
     </w:p>
@@ -26801,7 +26690,7 @@
           <w:szCs w:val="20"/>
         </w:rPr>
         <w:pict w14:anchorId="0795E1A5">
-          <v:rect id="_x0000_i2424" style="width:0;height:1.5pt" o:hralign="center" o:hrstd="t" o:hr="t" fillcolor="#a0a0a0" stroked="f"/>
+          <v:rect id="_x0000_i1123" style="width:0;height:1.5pt" o:hralign="center" o:hrstd="t" o:hr="t" fillcolor="#a0a0a0" stroked="f"/>
         </w:pict>
       </w:r>
     </w:p>
@@ -27153,7 +27042,7 @@
           <w:szCs w:val="20"/>
         </w:rPr>
         <w:pict w14:anchorId="1BFE23FA">
-          <v:rect id="_x0000_i2425" style="width:0;height:1.5pt" o:hralign="center" o:hrstd="t" o:hr="t" fillcolor="#a0a0a0" stroked="f"/>
+          <v:rect id="_x0000_i1124" style="width:0;height:1.5pt" o:hralign="center" o:hrstd="t" o:hr="t" fillcolor="#a0a0a0" stroked="f"/>
         </w:pict>
       </w:r>
     </w:p>
@@ -27250,7 +27139,7 @@
           <w:szCs w:val="20"/>
         </w:rPr>
         <w:pict w14:anchorId="7FB6E7A9">
-          <v:rect id="_x0000_i2426" style="width:0;height:1.5pt" o:hralign="center" o:hrstd="t" o:hr="t" fillcolor="#a0a0a0" stroked="f"/>
+          <v:rect id="_x0000_i1125" style="width:0;height:1.5pt" o:hralign="center" o:hrstd="t" o:hr="t" fillcolor="#a0a0a0" stroked="f"/>
         </w:pict>
       </w:r>
     </w:p>
@@ -27693,7 +27582,7 @@
           <w:szCs w:val="20"/>
         </w:rPr>
         <w:pict w14:anchorId="26E2474A">
-          <v:rect id="_x0000_i2427" style="width:0;height:1.5pt" o:hralign="center" o:hrstd="t" o:hr="t" fillcolor="#a0a0a0" stroked="f"/>
+          <v:rect id="_x0000_i1126" style="width:0;height:1.5pt" o:hralign="center" o:hrstd="t" o:hr="t" fillcolor="#a0a0a0" stroked="f"/>
         </w:pict>
       </w:r>
     </w:p>
@@ -28222,7 +28111,7 @@
           <w:szCs w:val="20"/>
         </w:rPr>
         <w:pict w14:anchorId="51D5B654">
-          <v:rect id="_x0000_i2428" style="width:0;height:1.5pt" o:hralign="center" o:hrstd="t" o:hr="t" fillcolor="#a0a0a0" stroked="f"/>
+          <v:rect id="_x0000_i1127" style="width:0;height:1.5pt" o:hralign="center" o:hrstd="t" o:hr="t" fillcolor="#a0a0a0" stroked="f"/>
         </w:pict>
       </w:r>
     </w:p>
@@ -28349,7 +28238,7 @@
           <w:szCs w:val="20"/>
         </w:rPr>
         <w:pict w14:anchorId="0EC08332">
-          <v:rect id="_x0000_i2429" style="width:0;height:1.5pt" o:hralign="center" o:hrstd="t" o:hr="t" fillcolor="#a0a0a0" stroked="f"/>
+          <v:rect id="_x0000_i1128" style="width:0;height:1.5pt" o:hralign="center" o:hrstd="t" o:hr="t" fillcolor="#a0a0a0" stroked="f"/>
         </w:pict>
       </w:r>
     </w:p>
@@ -28900,7 +28789,7 @@
           <w:szCs w:val="20"/>
         </w:rPr>
         <w:pict w14:anchorId="48BCDC21">
-          <v:rect id="_x0000_i2579" style="width:0;height:1.5pt" o:hralign="center" o:hrstd="t" o:hr="t" fillcolor="#a0a0a0" stroked="f"/>
+          <v:rect id="_x0000_i1129" style="width:0;height:1.5pt" o:hralign="center" o:hrstd="t" o:hr="t" fillcolor="#a0a0a0" stroked="f"/>
         </w:pict>
       </w:r>
     </w:p>
@@ -29097,7 +28986,7 @@
           <w:szCs w:val="20"/>
         </w:rPr>
         <w:pict w14:anchorId="1055A7A5">
-          <v:rect id="_x0000_i2580" style="width:0;height:1.5pt" o:hralign="center" o:hrstd="t" o:hr="t" fillcolor="#a0a0a0" stroked="f"/>
+          <v:rect id="_x0000_i1130" style="width:0;height:1.5pt" o:hralign="center" o:hrstd="t" o:hr="t" fillcolor="#a0a0a0" stroked="f"/>
         </w:pict>
       </w:r>
     </w:p>
@@ -29129,6 +29018,7 @@
       </w:pPr>
       <w:r>
         <w:rPr>
+          <w:noProof/>
           <w:sz w:val="20"/>
           <w:szCs w:val="20"/>
         </w:rPr>
@@ -29270,7 +29160,7 @@
           <w:szCs w:val="20"/>
         </w:rPr>
         <w:pict w14:anchorId="200FF713">
-          <v:rect id="_x0000_i2584" style="width:0;height:1.5pt" o:hralign="center" o:hrstd="t" o:hr="t" fillcolor="#a0a0a0" stroked="f"/>
+          <v:rect id="_x0000_i1131" style="width:0;height:1.5pt" o:hralign="center" o:hrstd="t" o:hr="t" fillcolor="#a0a0a0" stroked="f"/>
         </w:pict>
       </w:r>
     </w:p>
@@ -29768,7 +29658,7 @@
           <w:szCs w:val="20"/>
         </w:rPr>
         <w:pict w14:anchorId="1F86607B">
-          <v:rect id="_x0000_i2585" style="width:0;height:1.5pt" o:hralign="center" o:hrstd="t" o:hr="t" fillcolor="#a0a0a0" stroked="f"/>
+          <v:rect id="_x0000_i1132" style="width:0;height:1.5pt" o:hralign="center" o:hrstd="t" o:hr="t" fillcolor="#a0a0a0" stroked="f"/>
         </w:pict>
       </w:r>
     </w:p>
@@ -29858,7 +29748,7 @@
           <w:szCs w:val="20"/>
         </w:rPr>
         <w:pict w14:anchorId="01301A97">
-          <v:rect id="_x0000_i2586" style="width:0;height:1.5pt" o:hralign="center" o:hrstd="t" o:hr="t" fillcolor="#a0a0a0" stroked="f"/>
+          <v:rect id="_x0000_i1133" style="width:0;height:1.5pt" o:hralign="center" o:hrstd="t" o:hr="t" fillcolor="#a0a0a0" stroked="f"/>
         </w:pict>
       </w:r>
     </w:p>
@@ -30055,7 +29945,7 @@
           <w:szCs w:val="20"/>
         </w:rPr>
         <w:pict w14:anchorId="2D78C668">
-          <v:rect id="_x0000_i2587" style="width:0;height:1.5pt" o:hralign="center" o:hrstd="t" o:hr="t" fillcolor="#a0a0a0" stroked="f"/>
+          <v:rect id="_x0000_i1134" style="width:0;height:1.5pt" o:hralign="center" o:hrstd="t" o:hr="t" fillcolor="#a0a0a0" stroked="f"/>
         </w:pict>
       </w:r>
     </w:p>
@@ -30106,7 +29996,7 @@
           <w:szCs w:val="20"/>
         </w:rPr>
         <w:pict w14:anchorId="0D605C6D">
-          <v:rect id="_x0000_i2588" style="width:0;height:1.5pt" o:hralign="center" o:hrstd="t" o:hr="t" fillcolor="#a0a0a0" stroked="f"/>
+          <v:rect id="_x0000_i1135" style="width:0;height:1.5pt" o:hralign="center" o:hrstd="t" o:hr="t" fillcolor="#a0a0a0" stroked="f"/>
         </w:pict>
       </w:r>
     </w:p>
@@ -30548,7 +30438,7 @@
           <w:szCs w:val="20"/>
         </w:rPr>
         <w:pict w14:anchorId="44C67C01">
-          <v:rect id="_x0000_i2589" style="width:0;height:1.5pt" o:hralign="center" o:hrstd="t" o:hr="t" fillcolor="#a0a0a0" stroked="f"/>
+          <v:rect id="_x0000_i1136" style="width:0;height:1.5pt" o:hralign="center" o:hrstd="t" o:hr="t" fillcolor="#a0a0a0" stroked="f"/>
         </w:pict>
       </w:r>
     </w:p>
@@ -30669,7 +30559,7 @@
           <w:szCs w:val="20"/>
         </w:rPr>
         <w:pict w14:anchorId="0D900F9D">
-          <v:rect id="_x0000_i2590" style="width:0;height:1.5pt" o:hralign="center" o:hrstd="t" o:hr="t" fillcolor="#a0a0a0" stroked="f"/>
+          <v:rect id="_x0000_i1137" style="width:0;height:1.5pt" o:hralign="center" o:hrstd="t" o:hr="t" fillcolor="#a0a0a0" stroked="f"/>
         </w:pict>
       </w:r>
     </w:p>
@@ -30885,7 +30775,7 @@
           <w:szCs w:val="20"/>
         </w:rPr>
         <w:pict w14:anchorId="6AB3C2B7">
-          <v:rect id="_x0000_i2591" style="width:0;height:1.5pt" o:hralign="center" o:hrstd="t" o:hr="t" fillcolor="#a0a0a0" stroked="f"/>
+          <v:rect id="_x0000_i1138" style="width:0;height:1.5pt" o:hralign="center" o:hrstd="t" o:hr="t" fillcolor="#a0a0a0" stroked="f"/>
         </w:pict>
       </w:r>
     </w:p>
@@ -30951,7 +30841,7 @@
           <w:szCs w:val="20"/>
         </w:rPr>
         <w:pict w14:anchorId="0D41C7AA">
-          <v:rect id="_x0000_i2592" style="width:0;height:1.5pt" o:hralign="center" o:hrstd="t" o:hr="t" fillcolor="#a0a0a0" stroked="f"/>
+          <v:rect id="_x0000_i1139" style="width:0;height:1.5pt" o:hralign="center" o:hrstd="t" o:hr="t" fillcolor="#a0a0a0" stroked="f"/>
         </w:pict>
       </w:r>
     </w:p>
@@ -31378,7 +31268,7 @@
           <w:szCs w:val="20"/>
         </w:rPr>
         <w:pict w14:anchorId="2F958ECA">
-          <v:rect id="_x0000_i2593" style="width:0;height:1.5pt" o:hralign="center" o:hrstd="t" o:hr="t" fillcolor="#a0a0a0" stroked="f"/>
+          <v:rect id="_x0000_i1140" style="width:0;height:1.5pt" o:hralign="center" o:hrstd="t" o:hr="t" fillcolor="#a0a0a0" stroked="f"/>
         </w:pict>
       </w:r>
     </w:p>
@@ -31949,7 +31839,7 @@
           <w:szCs w:val="20"/>
         </w:rPr>
         <w:pict w14:anchorId="6CC84C17">
-          <v:rect id="_x0000_i2717" style="width:0;height:1.5pt" o:hralign="center" o:hrstd="t" o:hr="t" fillcolor="#a0a0a0" stroked="f"/>
+          <v:rect id="_x0000_i1141" style="width:0;height:1.5pt" o:hralign="center" o:hrstd="t" o:hr="t" fillcolor="#a0a0a0" stroked="f"/>
         </w:pict>
       </w:r>
     </w:p>
@@ -32060,7 +31950,7 @@
           <w:szCs w:val="20"/>
         </w:rPr>
         <w:pict w14:anchorId="5B1BF1EF">
-          <v:rect id="_x0000_i2718" style="width:0;height:1.5pt" o:hralign="center" o:hrstd="t" o:hr="t" fillcolor="#a0a0a0" stroked="f"/>
+          <v:rect id="_x0000_i1142" style="width:0;height:1.5pt" o:hralign="center" o:hrstd="t" o:hr="t" fillcolor="#a0a0a0" stroked="f"/>
         </w:pict>
       </w:r>
     </w:p>
@@ -32224,2823 +32114,13 @@
           <w:szCs w:val="20"/>
         </w:rPr>
         <w:pict w14:anchorId="5A1D4719">
-          <v:rect id="_x0000_i2719" style="width:0;height:1.5pt" o:hralign="center" o:hrstd="t" o:hr="t" fillcolor="#a0a0a0" stroked="f"/>
+          <v:rect id="_x0000_i1143" style="width:0;height:1.5pt" o:hralign="center" o:hrstd="t" o:hr="t" fillcolor="#a0a0a0" stroked="f"/>
         </w:pict>
       </w:r>
     </w:p>
     <w:p>
       <w:pPr>
         <w:rPr>
-          <w:b/>
-          <w:bCs/>
-          <w:sz w:val="20"/>
-          <w:szCs w:val="20"/>
-        </w:rPr>
-      </w:pPr>
-      <w:r>
-        <w:rPr>
-          <w:b/>
-          <w:bCs/>
-          <w:sz w:val="20"/>
-          <w:szCs w:val="20"/>
-        </w:rPr>
-        <w:t>3️</w:t>
-      </w:r>
-      <w:r>
-        <w:rPr>
-          <w:rFonts w:ascii="Segoe UI Symbol" w:hAnsi="Segoe UI Symbol" w:cs="Segoe UI Symbol"/>
-          <w:b/>
-          <w:bCs/>
-          <w:sz w:val="20"/>
-          <w:szCs w:val="20"/>
-        </w:rPr>
-        <w:t>⃣</w:t>
-      </w:r>
-      <w:r>
-        <w:rPr>
-          <w:b/>
-          <w:bCs/>
-          <w:sz w:val="20"/>
-          <w:szCs w:val="20"/>
-        </w:rPr>
-        <w:t xml:space="preserve"> Idea of the Algorithm</w:t>
-      </w:r>
-    </w:p>
-    <w:p>
-      <w:pPr>
-        <w:rPr>
-          <w:sz w:val="20"/>
-          <w:szCs w:val="20"/>
-        </w:rPr>
-      </w:pPr>
-      <w:r>
-        <w:rPr>
-          <w:sz w:val="20"/>
-          <w:szCs w:val="20"/>
-        </w:rPr>
-        <w:t xml:space="preserve">Starting with the </w:t>
-      </w:r>
-      <w:r>
-        <w:rPr>
-          <w:b/>
-          <w:bCs/>
-          <w:sz w:val="20"/>
-          <w:szCs w:val="20"/>
-        </w:rPr>
-        <w:t>adjacency matrix</w:t>
-      </w:r>
-      <w:r>
-        <w:rPr>
-          <w:sz w:val="20"/>
-          <w:szCs w:val="20"/>
-        </w:rPr>
-        <w:t xml:space="preserve">, the algorithm checks whether a path exists through </w:t>
-      </w:r>
-      <w:r>
-        <w:rPr>
-          <w:b/>
-          <w:bCs/>
-          <w:sz w:val="20"/>
-          <w:szCs w:val="20"/>
-        </w:rPr>
-        <w:t>intermediate vertices</w:t>
-      </w:r>
-      <w:r>
-        <w:rPr>
-          <w:sz w:val="20"/>
-          <w:szCs w:val="20"/>
-        </w:rPr>
-        <w:t>.</w:t>
-      </w:r>
-    </w:p>
-    <w:p>
-      <w:pPr>
-        <w:rPr>
-          <w:sz w:val="20"/>
-          <w:szCs w:val="20"/>
-        </w:rPr>
-      </w:pPr>
-      <w:r>
-        <w:rPr>
-          <w:sz w:val="20"/>
-          <w:szCs w:val="20"/>
-        </w:rPr>
-        <w:t>If</w:t>
-      </w:r>
-    </w:p>
-    <w:p>
-      <w:pPr>
-        <w:rPr>
-          <w:b/>
-          <w:bCs/>
-          <w:sz w:val="20"/>
-          <w:szCs w:val="20"/>
-        </w:rPr>
-      </w:pPr>
-      <w:r>
-        <w:rPr>
-          <w:sz w:val="20"/>
-          <w:szCs w:val="20"/>
-        </w:rPr>
-        <w:t xml:space="preserve"> </w:t>
-      </w:r>
-      <w:r>
-        <w:rPr>
-          <w:sz w:val="20"/>
-          <w:szCs w:val="20"/>
-        </w:rPr>
-        <w:t xml:space="preserve">vertex </w:t>
-      </w:r>
-      <w:proofErr w:type="spellStart"/>
-      <w:r>
-        <w:rPr>
-          <w:b/>
-          <w:bCs/>
-          <w:sz w:val="20"/>
-          <w:szCs w:val="20"/>
-        </w:rPr>
-        <w:t>i</w:t>
-      </w:r>
-      <w:proofErr w:type="spellEnd"/>
-      <w:r>
-        <w:rPr>
-          <w:sz w:val="20"/>
-          <w:szCs w:val="20"/>
-        </w:rPr>
-        <w:t xml:space="preserve"> can reach vertex </w:t>
-      </w:r>
-      <w:r>
-        <w:rPr>
-          <w:b/>
-          <w:bCs/>
-          <w:sz w:val="20"/>
-          <w:szCs w:val="20"/>
-        </w:rPr>
-        <w:t>k</w:t>
-      </w:r>
-      <w:r>
-        <w:rPr>
-          <w:sz w:val="20"/>
-          <w:szCs w:val="20"/>
-        </w:rPr>
-        <w:br/>
-        <w:t>and</w:t>
-      </w:r>
-      <w:r>
-        <w:rPr>
-          <w:sz w:val="20"/>
-          <w:szCs w:val="20"/>
-        </w:rPr>
-        <w:br/>
-        <w:t xml:space="preserve">vertex </w:t>
-      </w:r>
-      <w:r>
-        <w:rPr>
-          <w:sz w:val="20"/>
-          <w:szCs w:val="20"/>
-        </w:rPr>
-        <w:t xml:space="preserve">K </w:t>
-      </w:r>
-      <w:r>
-        <w:rPr>
-          <w:sz w:val="20"/>
-          <w:szCs w:val="20"/>
-        </w:rPr>
-        <w:t xml:space="preserve">can reach vertex </w:t>
-      </w:r>
-      <w:r>
-        <w:rPr>
-          <w:b/>
-          <w:bCs/>
-          <w:sz w:val="20"/>
-          <w:szCs w:val="20"/>
-        </w:rPr>
-        <w:t>j</w:t>
-      </w:r>
-    </w:p>
-    <w:p>
-      <w:pPr>
-        <w:rPr>
-          <w:sz w:val="20"/>
-          <w:szCs w:val="20"/>
-        </w:rPr>
-      </w:pPr>
-      <w:r>
-        <w:rPr>
-          <w:sz w:val="20"/>
-          <w:szCs w:val="20"/>
-        </w:rPr>
-        <w:t>then</w:t>
-      </w:r>
-    </w:p>
-    <w:p>
-      <w:pPr>
-        <w:rPr>
-          <w:sz w:val="20"/>
-          <w:szCs w:val="20"/>
-        </w:rPr>
-      </w:pPr>
-      <w:r>
-        <w:rPr>
-          <w:sz w:val="20"/>
-          <w:szCs w:val="20"/>
-        </w:rPr>
-        <w:t>vertex</w:t>
-      </w:r>
-      <w:r>
-        <w:rPr>
-          <w:sz w:val="20"/>
-          <w:szCs w:val="20"/>
-        </w:rPr>
-        <w:t xml:space="preserve"> </w:t>
-      </w:r>
-      <w:proofErr w:type="spellStart"/>
-      <w:r>
-        <w:rPr>
-          <w:b/>
-          <w:bCs/>
-          <w:sz w:val="20"/>
-          <w:szCs w:val="20"/>
-        </w:rPr>
-        <w:t>i</w:t>
-      </w:r>
-      <w:proofErr w:type="spellEnd"/>
-      <w:r>
-        <w:rPr>
-          <w:sz w:val="20"/>
-          <w:szCs w:val="20"/>
-        </w:rPr>
-        <w:t xml:space="preserve"> can reach vertex </w:t>
-      </w:r>
-      <w:r>
-        <w:rPr>
-          <w:b/>
-          <w:bCs/>
-          <w:sz w:val="20"/>
-          <w:szCs w:val="20"/>
-        </w:rPr>
-        <w:t xml:space="preserve">j </w:t>
-      </w:r>
-      <w:r>
-        <w:rPr>
-          <w:sz w:val="20"/>
-          <w:szCs w:val="20"/>
-        </w:rPr>
-        <w:t>.</w:t>
-      </w:r>
-    </w:p>
-    <w:p>
-      <w:pPr>
-        <w:rPr>
-          <w:sz w:val="20"/>
-          <w:szCs w:val="20"/>
-        </w:rPr>
-      </w:pPr>
-      <w:r>
-        <w:rPr>
-          <w:sz w:val="20"/>
-          <w:szCs w:val="20"/>
-        </w:rPr>
-        <w:pict w14:anchorId="303D6BCA">
-          <v:rect id="_x0000_i2720" style="width:0;height:1.5pt" o:hralign="center" o:hrstd="t" o:hr="t" fillcolor="#a0a0a0" stroked="f"/>
-        </w:pict>
-      </w:r>
-    </w:p>
-    <w:p>
-      <w:pPr>
-        <w:rPr>
-          <w:b/>
-          <w:bCs/>
-          <w:sz w:val="20"/>
-          <w:szCs w:val="20"/>
-        </w:rPr>
-      </w:pPr>
-      <w:r>
-        <w:rPr>
-          <w:b/>
-          <w:bCs/>
-          <w:sz w:val="20"/>
-          <w:szCs w:val="20"/>
-        </w:rPr>
-        <w:t>4️</w:t>
-      </w:r>
-      <w:r>
-        <w:rPr>
-          <w:rFonts w:ascii="Segoe UI Symbol" w:hAnsi="Segoe UI Symbol" w:cs="Segoe UI Symbol"/>
-          <w:b/>
-          <w:bCs/>
-          <w:sz w:val="20"/>
-          <w:szCs w:val="20"/>
-        </w:rPr>
-        <w:t>⃣</w:t>
-      </w:r>
-      <w:r>
-        <w:rPr>
-          <w:b/>
-          <w:bCs/>
-          <w:sz w:val="20"/>
-          <w:szCs w:val="20"/>
-        </w:rPr>
-        <w:t xml:space="preserve"> Mathematical Rule</w:t>
-      </w:r>
-    </w:p>
-    <w:p>
-      <w:pPr>
-        <w:rPr>
-          <w:b/>
-          <w:bCs/>
-          <w:sz w:val="20"/>
-          <w:szCs w:val="20"/>
-        </w:rPr>
-      </w:pPr>
-      <w:r>
-        <w:rPr>
-          <w:sz w:val="20"/>
-          <w:szCs w:val="20"/>
-        </w:rPr>
-        <w:t xml:space="preserve">If </w:t>
-      </w:r>
-      <m:oMath>
-        <m:sSub>
-          <m:sSubPr>
-            <m:ctrlPr>
-              <w:rPr>
-                <w:rFonts w:ascii="Cambria Math" w:hAnsi="Cambria Math"/>
-                <w:i/>
-                <w:sz w:val="20"/>
-                <w:szCs w:val="20"/>
-              </w:rPr>
-            </m:ctrlPr>
-          </m:sSubPr>
-          <m:e>
-            <m:r>
-              <w:rPr>
-                <w:rFonts w:ascii="Cambria Math" w:hAnsi="Cambria Math"/>
-                <w:sz w:val="20"/>
-                <w:szCs w:val="20"/>
-              </w:rPr>
-              <m:t>W</m:t>
-            </m:r>
-          </m:e>
-          <m:sub>
-            <m:r>
-              <w:rPr>
-                <w:rFonts w:ascii="Cambria Math" w:hAnsi="Cambria Math"/>
-                <w:sz w:val="20"/>
-                <w:szCs w:val="20"/>
-              </w:rPr>
-              <m:t>k</m:t>
-            </m:r>
-          </m:sub>
-        </m:sSub>
-        <m:r>
-          <w:rPr>
-            <w:rFonts w:ascii="Cambria Math" w:hAnsi="Cambria Math"/>
-            <w:sz w:val="20"/>
-            <w:szCs w:val="20"/>
-          </w:rPr>
-          <m:t>​</m:t>
-        </m:r>
-      </m:oMath>
-      <w:r>
-        <w:rPr>
-          <w:sz w:val="20"/>
-          <w:szCs w:val="20"/>
-        </w:rPr>
-        <w:t xml:space="preserve"> is the matrix at step </w:t>
-      </w:r>
-      <w:r>
-        <w:rPr>
-          <w:b/>
-          <w:bCs/>
-          <w:sz w:val="20"/>
-          <w:szCs w:val="20"/>
-        </w:rPr>
-        <w:t xml:space="preserve">k </w:t>
-      </w:r>
-      <w:r>
-        <w:rPr>
-          <w:sz w:val="20"/>
-          <w:szCs w:val="20"/>
-        </w:rPr>
-        <w:t>:</w:t>
-      </w:r>
-      <w:r>
-        <w:rPr>
-          <w:b/>
-          <w:bCs/>
-          <w:sz w:val="20"/>
-          <w:szCs w:val="20"/>
-        </w:rPr>
-        <w:t xml:space="preserve"> </w:t>
-      </w:r>
-    </w:p>
-    <w:p>
-      <w:pPr>
-        <w:rPr>
-          <w:rFonts w:eastAsiaTheme="minorEastAsia"/>
-          <w:b/>
-          <w:bCs/>
-          <w:sz w:val="20"/>
-          <w:szCs w:val="20"/>
-        </w:rPr>
-      </w:pPr>
-      <m:oMathPara>
-        <m:oMath>
-          <m:sSubSup>
-            <m:sSubSupPr>
-              <m:ctrlPr>
-                <w:rPr>
-                  <w:rFonts w:ascii="Cambria Math" w:hAnsi="Cambria Math"/>
-                  <w:b/>
-                  <w:bCs/>
-                  <w:i/>
-                  <w:sz w:val="24"/>
-                  <w:szCs w:val="24"/>
-                </w:rPr>
-              </m:ctrlPr>
-            </m:sSubSupPr>
-            <m:e>
-              <m:r>
-                <m:rPr>
-                  <m:sty m:val="bi"/>
-                </m:rPr>
-                <w:rPr>
-                  <w:rFonts w:ascii="Cambria Math" w:hAnsi="Cambria Math"/>
-                  <w:sz w:val="24"/>
-                  <w:szCs w:val="24"/>
-                </w:rPr>
-                <m:t>w</m:t>
-              </m:r>
-            </m:e>
-            <m:sub>
-              <m:r>
-                <m:rPr>
-                  <m:sty m:val="bi"/>
-                </m:rPr>
-                <w:rPr>
-                  <w:rFonts w:ascii="Cambria Math" w:hAnsi="Cambria Math"/>
-                  <w:sz w:val="24"/>
-                  <w:szCs w:val="24"/>
-                </w:rPr>
-                <m:t>ij</m:t>
-              </m:r>
-            </m:sub>
-            <m:sup>
-              <m:d>
-                <m:dPr>
-                  <m:ctrlPr>
-                    <w:rPr>
-                      <w:rFonts w:ascii="Cambria Math" w:hAnsi="Cambria Math"/>
-                      <w:b/>
-                      <w:bCs/>
-                      <w:i/>
-                      <w:sz w:val="24"/>
-                      <w:szCs w:val="24"/>
-                    </w:rPr>
-                  </m:ctrlPr>
-                </m:dPr>
-                <m:e>
-                  <m:r>
-                    <m:rPr>
-                      <m:sty m:val="bi"/>
-                    </m:rPr>
-                    <w:rPr>
-                      <w:rFonts w:ascii="Cambria Math" w:hAnsi="Cambria Math"/>
-                      <w:sz w:val="24"/>
-                      <w:szCs w:val="24"/>
-                    </w:rPr>
-                    <m:t>k</m:t>
-                  </m:r>
-                </m:e>
-              </m:d>
-            </m:sup>
-          </m:sSubSup>
-          <m:r>
-            <m:rPr>
-              <m:sty m:val="bi"/>
-            </m:rPr>
-            <w:rPr>
-              <w:rFonts w:ascii="Cambria Math" w:hAnsi="Cambria Math"/>
-              <w:sz w:val="24"/>
-              <w:szCs w:val="24"/>
-            </w:rPr>
-            <m:t>=</m:t>
-          </m:r>
-          <m:sSubSup>
-            <m:sSubSupPr>
-              <m:ctrlPr>
-                <w:rPr>
-                  <w:rFonts w:ascii="Cambria Math" w:hAnsi="Cambria Math"/>
-                  <w:b/>
-                  <w:bCs/>
-                  <w:i/>
-                  <w:sz w:val="24"/>
-                  <w:szCs w:val="24"/>
-                </w:rPr>
-              </m:ctrlPr>
-            </m:sSubSupPr>
-            <m:e>
-              <m:r>
-                <m:rPr>
-                  <m:sty m:val="bi"/>
-                </m:rPr>
-                <w:rPr>
-                  <w:rFonts w:ascii="Cambria Math" w:hAnsi="Cambria Math"/>
-                  <w:sz w:val="24"/>
-                  <w:szCs w:val="24"/>
-                </w:rPr>
-                <m:t>w</m:t>
-              </m:r>
-            </m:e>
-            <m:sub>
-              <m:r>
-                <m:rPr>
-                  <m:sty m:val="bi"/>
-                </m:rPr>
-                <w:rPr>
-                  <w:rFonts w:ascii="Cambria Math" w:hAnsi="Cambria Math"/>
-                  <w:sz w:val="24"/>
-                  <w:szCs w:val="24"/>
-                </w:rPr>
-                <m:t>ij</m:t>
-              </m:r>
-            </m:sub>
-            <m:sup>
-              <m:d>
-                <m:dPr>
-                  <m:ctrlPr>
-                    <w:rPr>
-                      <w:rFonts w:ascii="Cambria Math" w:hAnsi="Cambria Math"/>
-                      <w:b/>
-                      <w:bCs/>
-                      <w:i/>
-                      <w:sz w:val="24"/>
-                      <w:szCs w:val="24"/>
-                    </w:rPr>
-                  </m:ctrlPr>
-                </m:dPr>
-                <m:e>
-                  <m:r>
-                    <m:rPr>
-                      <m:sty m:val="bi"/>
-                    </m:rPr>
-                    <w:rPr>
-                      <w:rFonts w:ascii="Cambria Math" w:hAnsi="Cambria Math"/>
-                      <w:sz w:val="24"/>
-                      <w:szCs w:val="24"/>
-                    </w:rPr>
-                    <m:t>k-1</m:t>
-                  </m:r>
-                </m:e>
-              </m:d>
-            </m:sup>
-          </m:sSubSup>
-          <m:r>
-            <m:rPr>
-              <m:sty m:val="bi"/>
-            </m:rPr>
-            <w:rPr>
-              <w:rFonts w:ascii="Cambria Math" w:hAnsi="Cambria Math"/>
-              <w:sz w:val="24"/>
-              <w:szCs w:val="24"/>
-            </w:rPr>
-            <m:t> OR </m:t>
-          </m:r>
-          <m:d>
-            <m:dPr>
-              <m:ctrlPr>
-                <w:rPr>
-                  <w:rFonts w:ascii="Cambria Math" w:hAnsi="Cambria Math"/>
-                  <w:b/>
-                  <w:bCs/>
-                  <w:i/>
-                  <w:sz w:val="24"/>
-                  <w:szCs w:val="24"/>
-                </w:rPr>
-              </m:ctrlPr>
-            </m:dPr>
-            <m:e>
-              <m:sSubSup>
-                <m:sSubSupPr>
-                  <m:ctrlPr>
-                    <w:rPr>
-                      <w:rFonts w:ascii="Cambria Math" w:hAnsi="Cambria Math"/>
-                      <w:b/>
-                      <w:bCs/>
-                      <w:i/>
-                      <w:sz w:val="24"/>
-                      <w:szCs w:val="24"/>
-                    </w:rPr>
-                  </m:ctrlPr>
-                </m:sSubSupPr>
-                <m:e>
-                  <m:r>
-                    <m:rPr>
-                      <m:sty m:val="bi"/>
-                    </m:rPr>
-                    <w:rPr>
-                      <w:rFonts w:ascii="Cambria Math" w:hAnsi="Cambria Math"/>
-                      <w:sz w:val="24"/>
-                      <w:szCs w:val="24"/>
-                    </w:rPr>
-                    <m:t>w</m:t>
-                  </m:r>
-                </m:e>
-                <m:sub>
-                  <m:r>
-                    <m:rPr>
-                      <m:sty m:val="bi"/>
-                    </m:rPr>
-                    <w:rPr>
-                      <w:rFonts w:ascii="Cambria Math" w:hAnsi="Cambria Math"/>
-                      <w:sz w:val="24"/>
-                      <w:szCs w:val="24"/>
-                    </w:rPr>
-                    <m:t>ik</m:t>
-                  </m:r>
-                </m:sub>
-                <m:sup>
-                  <m:d>
-                    <m:dPr>
-                      <m:ctrlPr>
-                        <w:rPr>
-                          <w:rFonts w:ascii="Cambria Math" w:hAnsi="Cambria Math"/>
-                          <w:b/>
-                          <w:bCs/>
-                          <w:i/>
-                          <w:sz w:val="24"/>
-                          <w:szCs w:val="24"/>
-                        </w:rPr>
-                      </m:ctrlPr>
-                    </m:dPr>
-                    <m:e>
-                      <m:r>
-                        <m:rPr>
-                          <m:sty m:val="bi"/>
-                        </m:rPr>
-                        <w:rPr>
-                          <w:rFonts w:ascii="Cambria Math" w:hAnsi="Cambria Math"/>
-                          <w:sz w:val="24"/>
-                          <w:szCs w:val="24"/>
-                        </w:rPr>
-                        <m:t>k-1</m:t>
-                      </m:r>
-                    </m:e>
-                  </m:d>
-                </m:sup>
-              </m:sSubSup>
-              <m:r>
-                <m:rPr>
-                  <m:sty m:val="b"/>
-                </m:rPr>
-                <w:rPr>
-                  <w:rFonts w:ascii="Cambria Math" w:hAnsi="Cambria Math"/>
-                  <w:sz w:val="24"/>
-                  <w:szCs w:val="24"/>
-                </w:rPr>
-                <m:t>∧</m:t>
-              </m:r>
-              <m:sSubSup>
-                <m:sSubSupPr>
-                  <m:ctrlPr>
-                    <w:rPr>
-                      <w:rFonts w:ascii="Cambria Math" w:hAnsi="Cambria Math"/>
-                      <w:b/>
-                      <w:bCs/>
-                      <w:i/>
-                      <w:sz w:val="24"/>
-                      <w:szCs w:val="24"/>
-                    </w:rPr>
-                  </m:ctrlPr>
-                </m:sSubSupPr>
-                <m:e>
-                  <m:r>
-                    <m:rPr>
-                      <m:sty m:val="bi"/>
-                    </m:rPr>
-                    <w:rPr>
-                      <w:rFonts w:ascii="Cambria Math" w:hAnsi="Cambria Math"/>
-                      <w:sz w:val="24"/>
-                      <w:szCs w:val="24"/>
-                    </w:rPr>
-                    <m:t>w</m:t>
-                  </m:r>
-                  <m:ctrlPr>
-                    <w:rPr>
-                      <w:rFonts w:ascii="Cambria Math" w:hAnsi="Cambria Math"/>
-                      <w:b/>
-                      <w:bCs/>
-                      <w:sz w:val="24"/>
-                      <w:szCs w:val="24"/>
-                    </w:rPr>
-                  </m:ctrlPr>
-                </m:e>
-                <m:sub>
-                  <m:r>
-                    <m:rPr>
-                      <m:sty m:val="bi"/>
-                    </m:rPr>
-                    <w:rPr>
-                      <w:rFonts w:ascii="Cambria Math" w:hAnsi="Cambria Math"/>
-                      <w:sz w:val="24"/>
-                      <w:szCs w:val="24"/>
-                    </w:rPr>
-                    <m:t>kj</m:t>
-                  </m:r>
-                </m:sub>
-                <m:sup>
-                  <m:d>
-                    <m:dPr>
-                      <m:ctrlPr>
-                        <w:rPr>
-                          <w:rFonts w:ascii="Cambria Math" w:hAnsi="Cambria Math"/>
-                          <w:b/>
-                          <w:bCs/>
-                          <w:i/>
-                          <w:sz w:val="24"/>
-                          <w:szCs w:val="24"/>
-                        </w:rPr>
-                      </m:ctrlPr>
-                    </m:dPr>
-                    <m:e>
-                      <m:r>
-                        <m:rPr>
-                          <m:sty m:val="bi"/>
-                        </m:rPr>
-                        <w:rPr>
-                          <w:rFonts w:ascii="Cambria Math" w:hAnsi="Cambria Math"/>
-                          <w:sz w:val="24"/>
-                          <w:szCs w:val="24"/>
-                        </w:rPr>
-                        <m:t>k-1</m:t>
-                      </m:r>
-                    </m:e>
-                  </m:d>
-                </m:sup>
-              </m:sSubSup>
-            </m:e>
-          </m:d>
-          <m:r>
-            <m:rPr>
-              <m:sty m:val="bi"/>
-            </m:rPr>
-            <w:rPr>
-              <w:rFonts w:ascii="Cambria Math" w:hAnsi="Cambria Math"/>
-              <w:sz w:val="24"/>
-              <w:szCs w:val="24"/>
-            </w:rPr>
-            <m:t xml:space="preserve"> </m:t>
-          </m:r>
-        </m:oMath>
-      </m:oMathPara>
-    </w:p>
-    <w:p>
-      <w:pPr>
-        <w:rPr>
-          <w:rFonts w:eastAsiaTheme="minorEastAsia"/>
-          <w:sz w:val="20"/>
-          <w:szCs w:val="20"/>
-        </w:rPr>
-      </w:pPr>
-      <w:r>
-        <w:rPr>
-          <w:sz w:val="20"/>
-          <w:szCs w:val="20"/>
-        </w:rPr>
-        <w:t>Meaning:</w:t>
-      </w:r>
-    </w:p>
-    <w:p>
-      <w:pPr>
-        <w:rPr>
-          <w:sz w:val="20"/>
-          <w:szCs w:val="20"/>
-        </w:rPr>
-      </w:pPr>
-      <w:r>
-        <w:rPr>
-          <w:sz w:val="20"/>
-          <w:szCs w:val="20"/>
-        </w:rPr>
-        <w:t xml:space="preserve">Existing path OR path through vertex </w:t>
-      </w:r>
-      <w:r>
-        <w:rPr>
-          <w:b/>
-          <w:bCs/>
-          <w:sz w:val="20"/>
-          <w:szCs w:val="20"/>
-        </w:rPr>
-        <w:t>k</w:t>
-      </w:r>
-      <w:r>
-        <w:rPr>
-          <w:sz w:val="20"/>
-          <w:szCs w:val="20"/>
-        </w:rPr>
-        <w:t>.</w:t>
-      </w:r>
-    </w:p>
-    <w:p>
-      <w:pPr>
-        <w:rPr>
-          <w:sz w:val="20"/>
-          <w:szCs w:val="20"/>
-        </w:rPr>
-      </w:pPr>
-      <w:r>
-        <w:rPr>
-          <w:sz w:val="20"/>
-          <w:szCs w:val="20"/>
-        </w:rPr>
-        <w:pict w14:anchorId="3F5CF8D4">
-          <v:rect id="_x0000_i2721" style="width:0;height:1.5pt" o:hralign="center" o:hrstd="t" o:hr="t" fillcolor="#a0a0a0" stroked="f"/>
-        </w:pict>
-      </w:r>
-    </w:p>
-    <w:p>
-      <w:pPr>
-        <w:rPr>
-          <w:b/>
-          <w:bCs/>
-          <w:sz w:val="20"/>
-          <w:szCs w:val="20"/>
-        </w:rPr>
-      </w:pPr>
-      <w:r>
-        <w:rPr>
-          <w:b/>
-          <w:bCs/>
-          <w:sz w:val="20"/>
-          <w:szCs w:val="20"/>
-        </w:rPr>
-        <w:t>5️</w:t>
-      </w:r>
-      <w:r>
-        <w:rPr>
-          <w:rFonts w:ascii="Segoe UI Symbol" w:hAnsi="Segoe UI Symbol" w:cs="Segoe UI Symbol"/>
-          <w:b/>
-          <w:bCs/>
-          <w:sz w:val="20"/>
-          <w:szCs w:val="20"/>
-        </w:rPr>
-        <w:t>⃣</w:t>
-      </w:r>
-      <w:r>
-        <w:rPr>
-          <w:b/>
-          <w:bCs/>
-          <w:sz w:val="20"/>
-          <w:szCs w:val="20"/>
-        </w:rPr>
-        <w:t xml:space="preserve"> Algorithm Steps</w:t>
-      </w:r>
-    </w:p>
-    <w:p>
-      <w:pPr>
-        <w:numPr>
-          <w:ilvl w:val="0"/>
-          <w:numId w:val="41"/>
-        </w:numPr>
-        <w:rPr>
-          <w:sz w:val="20"/>
-          <w:szCs w:val="20"/>
-        </w:rPr>
-      </w:pPr>
-      <w:r>
-        <w:rPr>
-          <w:sz w:val="20"/>
-          <w:szCs w:val="20"/>
-        </w:rPr>
-        <w:t xml:space="preserve">Start with </w:t>
-      </w:r>
-      <w:r>
-        <w:rPr>
-          <w:b/>
-          <w:bCs/>
-          <w:sz w:val="20"/>
-          <w:szCs w:val="20"/>
-        </w:rPr>
-        <w:t>adjacency matrix A</w:t>
-      </w:r>
-    </w:p>
-    <w:p>
-      <w:pPr>
-        <w:numPr>
-          <w:ilvl w:val="0"/>
-          <w:numId w:val="41"/>
-        </w:numPr>
-        <w:rPr>
-          <w:sz w:val="20"/>
-          <w:szCs w:val="20"/>
-        </w:rPr>
-      </w:pPr>
-      <w:r>
-        <w:rPr>
-          <w:sz w:val="20"/>
-          <w:szCs w:val="20"/>
-        </w:rPr>
-        <w:t>Let W=A</w:t>
-      </w:r>
-      <w:r>
-        <w:rPr>
-          <w:sz w:val="20"/>
-          <w:szCs w:val="20"/>
-        </w:rPr>
-        <w:t xml:space="preserve"> </w:t>
-      </w:r>
-    </w:p>
-    <w:p>
-      <w:pPr>
-        <w:numPr>
-          <w:ilvl w:val="0"/>
-          <w:numId w:val="41"/>
-        </w:numPr>
-        <w:rPr>
-          <w:sz w:val="20"/>
-          <w:szCs w:val="20"/>
-        </w:rPr>
-      </w:pPr>
-      <w:r>
-        <w:rPr>
-          <w:sz w:val="20"/>
-          <w:szCs w:val="20"/>
-        </w:rPr>
-        <w:t xml:space="preserve">For each vertex </w:t>
-      </w:r>
-      <w:r>
-        <w:rPr>
-          <w:b/>
-          <w:bCs/>
-          <w:sz w:val="20"/>
-          <w:szCs w:val="20"/>
-        </w:rPr>
-        <w:t>k</w:t>
-      </w:r>
-    </w:p>
-    <w:p>
-      <w:pPr>
-        <w:rPr>
-          <w:sz w:val="20"/>
-          <w:szCs w:val="20"/>
-        </w:rPr>
-      </w:pPr>
-      <w:r>
-        <w:rPr>
-          <w:sz w:val="20"/>
-          <w:szCs w:val="20"/>
-        </w:rPr>
-        <w:t>Update matrix using rule:</w:t>
-      </w:r>
-    </w:p>
-    <w:p>
-      <w:pPr>
-        <w:rPr>
-          <w:b/>
-          <w:bCs/>
-          <w:sz w:val="24"/>
-          <w:szCs w:val="24"/>
-        </w:rPr>
-      </w:pPr>
-      <m:oMathPara>
-        <m:oMath>
-          <m:sSub>
-            <m:sSubPr>
-              <m:ctrlPr>
-                <w:rPr>
-                  <w:rFonts w:ascii="Cambria Math" w:hAnsi="Cambria Math"/>
-                  <w:b/>
-                  <w:bCs/>
-                  <w:i/>
-                  <w:sz w:val="24"/>
-                  <w:szCs w:val="24"/>
-                </w:rPr>
-              </m:ctrlPr>
-            </m:sSubPr>
-            <m:e>
-              <m:r>
-                <m:rPr>
-                  <m:sty m:val="bi"/>
-                </m:rPr>
-                <w:rPr>
-                  <w:rFonts w:ascii="Cambria Math" w:hAnsi="Cambria Math"/>
-                  <w:sz w:val="24"/>
-                  <w:szCs w:val="24"/>
-                </w:rPr>
-                <m:t>w</m:t>
-              </m:r>
-            </m:e>
-            <m:sub>
-              <m:r>
-                <m:rPr>
-                  <m:sty m:val="bi"/>
-                </m:rPr>
-                <w:rPr>
-                  <w:rFonts w:ascii="Cambria Math" w:hAnsi="Cambria Math"/>
-                  <w:sz w:val="24"/>
-                  <w:szCs w:val="24"/>
-                </w:rPr>
-                <m:t>ij</m:t>
-              </m:r>
-            </m:sub>
-          </m:sSub>
-          <m:r>
-            <m:rPr>
-              <m:sty m:val="bi"/>
-            </m:rPr>
-            <w:rPr>
-              <w:rFonts w:ascii="Cambria Math" w:hAnsi="Cambria Math"/>
-              <w:sz w:val="24"/>
-              <w:szCs w:val="24"/>
-            </w:rPr>
-            <m:t>=</m:t>
-          </m:r>
-          <m:sSub>
-            <m:sSubPr>
-              <m:ctrlPr>
-                <w:rPr>
-                  <w:rFonts w:ascii="Cambria Math" w:hAnsi="Cambria Math"/>
-                  <w:b/>
-                  <w:bCs/>
-                  <w:i/>
-                  <w:sz w:val="24"/>
-                  <w:szCs w:val="24"/>
-                </w:rPr>
-              </m:ctrlPr>
-            </m:sSubPr>
-            <m:e>
-              <m:r>
-                <m:rPr>
-                  <m:sty m:val="bi"/>
-                </m:rPr>
-                <w:rPr>
-                  <w:rFonts w:ascii="Cambria Math" w:hAnsi="Cambria Math"/>
-                  <w:sz w:val="24"/>
-                  <w:szCs w:val="24"/>
-                </w:rPr>
-                <m:t>w</m:t>
-              </m:r>
-            </m:e>
-            <m:sub>
-              <m:r>
-                <m:rPr>
-                  <m:sty m:val="bi"/>
-                </m:rPr>
-                <w:rPr>
-                  <w:rFonts w:ascii="Cambria Math" w:hAnsi="Cambria Math"/>
-                  <w:sz w:val="24"/>
-                  <w:szCs w:val="24"/>
-                </w:rPr>
-                <m:t>ij</m:t>
-              </m:r>
-            </m:sub>
-          </m:sSub>
-          <m:r>
-            <m:rPr>
-              <m:sty m:val="bi"/>
-            </m:rPr>
-            <w:rPr>
-              <w:rFonts w:ascii="Cambria Math" w:hAnsi="Cambria Math"/>
-              <w:sz w:val="24"/>
-              <w:szCs w:val="24"/>
-            </w:rPr>
-            <m:t> OR </m:t>
-          </m:r>
-          <m:d>
-            <m:dPr>
-              <m:ctrlPr>
-                <w:rPr>
-                  <w:rFonts w:ascii="Cambria Math" w:hAnsi="Cambria Math"/>
-                  <w:b/>
-                  <w:bCs/>
-                  <w:i/>
-                  <w:sz w:val="24"/>
-                  <w:szCs w:val="24"/>
-                </w:rPr>
-              </m:ctrlPr>
-            </m:dPr>
-            <m:e>
-              <m:sSub>
-                <m:sSubPr>
-                  <m:ctrlPr>
-                    <w:rPr>
-                      <w:rFonts w:ascii="Cambria Math" w:hAnsi="Cambria Math"/>
-                      <w:b/>
-                      <w:bCs/>
-                      <w:i/>
-                      <w:sz w:val="24"/>
-                      <w:szCs w:val="24"/>
-                    </w:rPr>
-                  </m:ctrlPr>
-                </m:sSubPr>
-                <m:e>
-                  <m:r>
-                    <m:rPr>
-                      <m:sty m:val="bi"/>
-                    </m:rPr>
-                    <w:rPr>
-                      <w:rFonts w:ascii="Cambria Math" w:hAnsi="Cambria Math"/>
-                      <w:sz w:val="24"/>
-                      <w:szCs w:val="24"/>
-                    </w:rPr>
-                    <m:t>w</m:t>
-                  </m:r>
-                </m:e>
-                <m:sub>
-                  <m:r>
-                    <m:rPr>
-                      <m:sty m:val="bi"/>
-                    </m:rPr>
-                    <w:rPr>
-                      <w:rFonts w:ascii="Cambria Math" w:hAnsi="Cambria Math"/>
-                      <w:sz w:val="24"/>
-                      <w:szCs w:val="24"/>
-                    </w:rPr>
-                    <m:t>ik</m:t>
-                  </m:r>
-                </m:sub>
-              </m:sSub>
-              <m:r>
-                <m:rPr>
-                  <m:sty m:val="b"/>
-                </m:rPr>
-                <w:rPr>
-                  <w:rFonts w:ascii="Cambria Math" w:hAnsi="Cambria Math"/>
-                  <w:sz w:val="24"/>
-                  <w:szCs w:val="24"/>
-                </w:rPr>
-                <m:t>∧</m:t>
-              </m:r>
-              <m:sSub>
-                <m:sSubPr>
-                  <m:ctrlPr>
-                    <w:rPr>
-                      <w:rFonts w:ascii="Cambria Math" w:hAnsi="Cambria Math"/>
-                      <w:b/>
-                      <w:bCs/>
-                      <w:i/>
-                      <w:sz w:val="24"/>
-                      <w:szCs w:val="24"/>
-                    </w:rPr>
-                  </m:ctrlPr>
-                </m:sSubPr>
-                <m:e>
-                  <m:r>
-                    <m:rPr>
-                      <m:sty m:val="bi"/>
-                    </m:rPr>
-                    <w:rPr>
-                      <w:rFonts w:ascii="Cambria Math" w:hAnsi="Cambria Math"/>
-                      <w:sz w:val="24"/>
-                      <w:szCs w:val="24"/>
-                    </w:rPr>
-                    <m:t>w</m:t>
-                  </m:r>
-                  <m:ctrlPr>
-                    <w:rPr>
-                      <w:rFonts w:ascii="Cambria Math" w:hAnsi="Cambria Math"/>
-                      <w:b/>
-                      <w:bCs/>
-                      <w:sz w:val="24"/>
-                      <w:szCs w:val="24"/>
-                    </w:rPr>
-                  </m:ctrlPr>
-                </m:e>
-                <m:sub>
-                  <m:r>
-                    <m:rPr>
-                      <m:sty m:val="bi"/>
-                    </m:rPr>
-                    <w:rPr>
-                      <w:rFonts w:ascii="Cambria Math" w:hAnsi="Cambria Math"/>
-                      <w:sz w:val="24"/>
-                      <w:szCs w:val="24"/>
-                    </w:rPr>
-                    <m:t>kj</m:t>
-                  </m:r>
-                </m:sub>
-              </m:sSub>
-            </m:e>
-          </m:d>
-        </m:oMath>
-      </m:oMathPara>
-    </w:p>
-    <w:p>
-      <w:pPr>
-        <w:rPr>
-          <w:sz w:val="20"/>
-          <w:szCs w:val="20"/>
-        </w:rPr>
-      </w:pPr>
-      <w:r>
-        <w:rPr>
-          <w:sz w:val="20"/>
-          <w:szCs w:val="20"/>
-        </w:rPr>
-        <w:t>Repeat until all vertices are processed.</w:t>
-      </w:r>
-    </w:p>
-    <w:p>
-      <w:pPr>
-        <w:rPr>
-          <w:sz w:val="20"/>
-          <w:szCs w:val="20"/>
-        </w:rPr>
-      </w:pPr>
-      <w:r>
-        <w:rPr>
-          <w:sz w:val="20"/>
-          <w:szCs w:val="20"/>
-        </w:rPr>
-        <w:t xml:space="preserve">Final matrix = </w:t>
-      </w:r>
-      <w:r>
-        <w:rPr>
-          <w:b/>
-          <w:bCs/>
-          <w:sz w:val="20"/>
-          <w:szCs w:val="20"/>
-        </w:rPr>
-        <w:t>reachability matrix</w:t>
-      </w:r>
-    </w:p>
-    <w:p>
-      <w:pPr>
-        <w:rPr>
-          <w:sz w:val="20"/>
-          <w:szCs w:val="20"/>
-        </w:rPr>
-      </w:pPr>
-      <w:r>
-        <w:rPr>
-          <w:sz w:val="20"/>
-          <w:szCs w:val="20"/>
-        </w:rPr>
-        <w:pict w14:anchorId="6CC2ABB0">
-          <v:rect id="_x0000_i2722" style="width:0;height:1.5pt" o:hralign="center" o:hrstd="t" o:hr="t" fillcolor="#a0a0a0" stroked="f"/>
-        </w:pict>
-      </w:r>
-    </w:p>
-    <w:p>
-      <w:pPr>
-        <w:rPr>
-          <w:b/>
-          <w:bCs/>
-          <w:sz w:val="20"/>
-          <w:szCs w:val="20"/>
-        </w:rPr>
-      </w:pPr>
-      <w:r>
-        <w:rPr>
-          <w:b/>
-          <w:bCs/>
-          <w:sz w:val="20"/>
-          <w:szCs w:val="20"/>
-        </w:rPr>
-        <w:t>6️</w:t>
-      </w:r>
-      <w:r>
-        <w:rPr>
-          <w:rFonts w:ascii="Segoe UI Symbol" w:hAnsi="Segoe UI Symbol" w:cs="Segoe UI Symbol"/>
-          <w:b/>
-          <w:bCs/>
-          <w:sz w:val="20"/>
-          <w:szCs w:val="20"/>
-        </w:rPr>
-        <w:t>⃣</w:t>
-      </w:r>
-      <w:r>
-        <w:rPr>
-          <w:b/>
-          <w:bCs/>
-          <w:sz w:val="20"/>
-          <w:szCs w:val="20"/>
-        </w:rPr>
-        <w:t xml:space="preserve"> Example</w:t>
-      </w:r>
-    </w:p>
-    <w:p>
-      <w:pPr>
-        <w:rPr>
-          <w:sz w:val="20"/>
-          <w:szCs w:val="20"/>
-        </w:rPr>
-      </w:pPr>
-      <w:r>
-        <w:rPr>
-          <w:sz w:val="20"/>
-          <w:szCs w:val="20"/>
-        </w:rPr>
-        <w:t>Graph:</w:t>
-      </w:r>
-    </w:p>
-    <w:p>
-      <w:pPr>
-        <w:rPr>
-          <w:sz w:val="20"/>
-          <w:szCs w:val="20"/>
-        </w:rPr>
-      </w:pPr>
-      <w:r>
-        <w:rPr>
-          <w:sz w:val="20"/>
-          <w:szCs w:val="20"/>
-        </w:rPr>
-        <w:lastRenderedPageBreak/>
-        <mc:AlternateContent>
-          <mc:Choice Requires="wps">
-            <w:drawing>
-              <wp:inline distT="0" distB="0" distL="0" distR="0" wp14:anchorId="03417481" wp14:editId="01D1AC31">
-                <wp:extent cx="304800" cy="304800"/>
-                <wp:effectExtent l="0" t="0" r="0" b="0"/>
-                <wp:docPr id="1767955841" name="Rectangle 66"/>
-                <wp:cNvGraphicFramePr>
-                  <a:graphicFrameLocks xmlns:a="http://schemas.openxmlformats.org/drawingml/2006/main" noChangeAspect="1"/>
-                </wp:cNvGraphicFramePr>
-                <a:graphic xmlns:a="http://schemas.openxmlformats.org/drawingml/2006/main">
-                  <a:graphicData uri="http://schemas.microsoft.com/office/word/2010/wordprocessingShape">
-                    <wps:wsp>
-                      <wps:cNvSpPr>
-                        <a:spLocks noChangeAspect="1" noChangeArrowheads="1"/>
-                      </wps:cNvSpPr>
-                      <wps:spPr bwMode="auto">
-                        <a:xfrm>
-                          <a:off x="0" y="0"/>
-                          <a:ext cx="304800" cy="304800"/>
-                        </a:xfrm>
-                        <a:prstGeom prst="rect">
-                          <a:avLst/>
-                        </a:prstGeom>
-                        <a:noFill/>
-                        <a:ln>
-                          <a:noFill/>
-                        </a:ln>
-                        <a:extLst>
-                          <a:ext uri="{909E8E84-426E-40DD-AFC4-6F175D3DCCD1}">
-                            <a14:hiddenFill xmlns:a14="http://schemas.microsoft.com/office/drawing/2010/main">
-                              <a:solidFill>
-                                <a:srgbClr val="FFFFFF"/>
-                              </a:solidFill>
-                            </a14:hiddenFill>
-                          </a:ext>
-                          <a:ext uri="{91240B29-F687-4F45-9708-019B960494DF}">
-                            <a14:hiddenLine xmlns:a14="http://schemas.microsoft.com/office/drawing/2010/main" w="9525">
-                              <a:solidFill>
-                                <a:srgbClr val="000000"/>
-                              </a:solidFill>
-                              <a:miter lim="800000"/>
-                              <a:headEnd/>
-                              <a:tailEnd/>
-                            </a14:hiddenLine>
-                          </a:ext>
-                        </a:extLst>
-                      </wps:spPr>
-                      <wps:bodyPr rot="0" vert="horz" wrap="square" lIns="91440" tIns="45720" rIns="91440" bIns="45720" anchor="t" anchorCtr="0" upright="1">
-                        <a:noAutofit/>
-                      </wps:bodyPr>
-                    </wps:wsp>
-                  </a:graphicData>
-                </a:graphic>
-              </wp:inline>
-            </w:drawing>
-          </mc:Choice>
-          <mc:Fallback>
-            <w:pict>
-              <v:rect w14:anchorId="1DF453BD" id="Rectangle 66" o:spid="_x0000_s1026" style="width:24pt;height:24pt;visibility:visible;mso-wrap-style:square;mso-left-percent:-10001;mso-top-percent:-10001;mso-position-horizontal:absolute;mso-position-horizontal-relative:char;mso-position-vertical:absolute;mso-position-vertical-relative:line;mso-left-percent:-10001;mso-top-percent:-10001;v-text-anchor:top" o:gfxdata="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" filled="f" stroked="f">
-                <o:lock v:ext="edit" aspectratio="t"/>
-                <w10:anchorlock/>
-              </v:rect>
-            </w:pict>
-          </mc:Fallback>
-        </mc:AlternateContent>
-      </w:r>
-    </w:p>
-    <w:p>
-      <w:pPr>
-        <w:rPr>
-          <w:sz w:val="20"/>
-          <w:szCs w:val="20"/>
-        </w:rPr>
-      </w:pPr>
-      <w:r>
-        <w:rPr>
-          <w:sz w:val="20"/>
-          <w:szCs w:val="20"/>
-        </w:rPr>
-        <w:t>Vertices</w:t>
-      </w:r>
-    </w:p>
-    <w:p>
-      <w:pPr>
-        <w:rPr>
-          <w:sz w:val="20"/>
-          <w:szCs w:val="20"/>
-        </w:rPr>
-      </w:pPr>
-      <w:r>
-        <w:rPr>
-          <w:sz w:val="20"/>
-          <w:szCs w:val="20"/>
-        </w:rPr>
-        <w:t>A, B, C</w:t>
-      </w:r>
-    </w:p>
-    <w:p>
-      <w:pPr>
-        <w:rPr>
-          <w:sz w:val="20"/>
-          <w:szCs w:val="20"/>
-        </w:rPr>
-      </w:pPr>
-      <w:r>
-        <w:rPr>
-          <w:sz w:val="20"/>
-          <w:szCs w:val="20"/>
-        </w:rPr>
-        <w:t>Edges</w:t>
-      </w:r>
-    </w:p>
-    <w:p>
-      <w:pPr>
-        <w:rPr>
-          <w:sz w:val="20"/>
-          <w:szCs w:val="20"/>
-        </w:rPr>
-      </w:pPr>
-      <w:r>
-        <w:rPr>
-          <w:sz w:val="20"/>
-          <w:szCs w:val="20"/>
-        </w:rPr>
-        <w:t>A → B</w:t>
-      </w:r>
-      <w:r>
-        <w:rPr>
-          <w:sz w:val="20"/>
-          <w:szCs w:val="20"/>
-        </w:rPr>
-        <w:br/>
-      </w:r>
-      <w:proofErr w:type="spellStart"/>
-      <w:r>
-        <w:rPr>
-          <w:sz w:val="20"/>
-          <w:szCs w:val="20"/>
-        </w:rPr>
-        <w:t>B</w:t>
-      </w:r>
-      <w:proofErr w:type="spellEnd"/>
-      <w:r>
-        <w:rPr>
-          <w:sz w:val="20"/>
-          <w:szCs w:val="20"/>
-        </w:rPr>
-        <w:t xml:space="preserve"> → C</w:t>
-      </w:r>
-    </w:p>
-    <w:p>
-      <w:pPr>
-        <w:rPr>
-          <w:sz w:val="20"/>
-          <w:szCs w:val="20"/>
-        </w:rPr>
-      </w:pPr>
-      <w:r>
-        <w:rPr>
-          <w:sz w:val="20"/>
-          <w:szCs w:val="20"/>
-        </w:rPr>
-        <w:pict w14:anchorId="2666DB66">
-          <v:rect id="_x0000_i2726" style="width:0;height:1.5pt" o:hralign="center" o:hrstd="t" o:hr="t" fillcolor="#a0a0a0" stroked="f"/>
-        </w:pict>
-      </w:r>
-    </w:p>
-    <w:p>
-      <w:pPr>
-        <w:rPr>
-          <w:b/>
-          <w:bCs/>
-          <w:sz w:val="20"/>
-          <w:szCs w:val="20"/>
-        </w:rPr>
-      </w:pPr>
-      <w:r>
-        <w:rPr>
-          <w:b/>
-          <w:bCs/>
-          <w:sz w:val="20"/>
-          <w:szCs w:val="20"/>
-        </w:rPr>
-        <w:t>Step 1 — Adjacency Matrix</w:t>
-      </w:r>
-    </w:p>
-    <w:tbl>
-      <w:tblPr>
-        <w:tblStyle w:val="PlainTable1"/>
-        <w:tblW w:w="2936" w:type="dxa"/>
-        <w:tblLook w:val="04A0" w:firstRow="1" w:lastRow="0" w:firstColumn="1" w:lastColumn="0" w:noHBand="0" w:noVBand="1"/>
-      </w:tblPr>
-      <w:tblGrid>
-        <w:gridCol w:w="748"/>
-        <w:gridCol w:w="748"/>
-        <w:gridCol w:w="728"/>
-        <w:gridCol w:w="712"/>
-      </w:tblGrid>
-      <w:tr>
-        <w:trPr>
-          <w:cnfStyle w:val="100000000000" w:firstRow="1" w:lastRow="0" w:firstColumn="0" w:lastColumn="0" w:oddVBand="0" w:evenVBand="0" w:oddHBand="0" w:evenHBand="0" w:firstRowFirstColumn="0" w:firstRowLastColumn="0" w:lastRowFirstColumn="0" w:lastRowLastColumn="0"/>
-          <w:trHeight w:val="414"/>
-        </w:trPr>
-        <w:tc>
-          <w:tcPr>
-            <w:cnfStyle w:val="001000000000" w:firstRow="0" w:lastRow="0" w:firstColumn="1" w:lastColumn="0" w:oddVBand="0" w:evenVBand="0" w:oddHBand="0" w:evenHBand="0" w:firstRowFirstColumn="0" w:firstRowLastColumn="0" w:lastRowFirstColumn="0" w:lastRowLastColumn="0"/>
-            <w:tcW w:w="0" w:type="auto"/>
-            <w:hideMark/>
-          </w:tcPr>
-          <w:p>
-            <w:pPr>
-              <w:spacing w:after="160" w:line="259" w:lineRule="auto"/>
-              <w:rPr>
-                <w:sz w:val="20"/>
-                <w:szCs w:val="20"/>
-              </w:rPr>
-            </w:pPr>
-          </w:p>
-        </w:tc>
-        <w:tc>
-          <w:tcPr>
-            <w:tcW w:w="0" w:type="auto"/>
-            <w:hideMark/>
-          </w:tcPr>
-          <w:p>
-            <w:pPr>
-              <w:spacing w:after="160" w:line="259" w:lineRule="auto"/>
-              <w:cnfStyle w:val="100000000000" w:firstRow="1" w:lastRow="0" w:firstColumn="0" w:lastColumn="0" w:oddVBand="0" w:evenVBand="0" w:oddHBand="0" w:evenHBand="0" w:firstRowFirstColumn="0" w:firstRowLastColumn="0" w:lastRowFirstColumn="0" w:lastRowLastColumn="0"/>
-              <w:rPr>
-                <w:sz w:val="20"/>
-                <w:szCs w:val="20"/>
-              </w:rPr>
-            </w:pPr>
-            <w:r>
-              <w:rPr>
-                <w:sz w:val="20"/>
-                <w:szCs w:val="20"/>
-              </w:rPr>
-              <w:t>A</w:t>
-            </w:r>
-          </w:p>
-        </w:tc>
-        <w:tc>
-          <w:tcPr>
-            <w:tcW w:w="0" w:type="auto"/>
-            <w:hideMark/>
-          </w:tcPr>
-          <w:p>
-            <w:pPr>
-              <w:spacing w:after="160" w:line="259" w:lineRule="auto"/>
-              <w:cnfStyle w:val="100000000000" w:firstRow="1" w:lastRow="0" w:firstColumn="0" w:lastColumn="0" w:oddVBand="0" w:evenVBand="0" w:oddHBand="0" w:evenHBand="0" w:firstRowFirstColumn="0" w:firstRowLastColumn="0" w:lastRowFirstColumn="0" w:lastRowLastColumn="0"/>
-              <w:rPr>
-                <w:sz w:val="20"/>
-                <w:szCs w:val="20"/>
-              </w:rPr>
-            </w:pPr>
-            <w:r>
-              <w:rPr>
-                <w:sz w:val="20"/>
-                <w:szCs w:val="20"/>
-              </w:rPr>
-              <w:t>B</w:t>
-            </w:r>
-          </w:p>
-        </w:tc>
-        <w:tc>
-          <w:tcPr>
-            <w:tcW w:w="0" w:type="auto"/>
-            <w:hideMark/>
-          </w:tcPr>
-          <w:p>
-            <w:pPr>
-              <w:spacing w:after="160" w:line="259" w:lineRule="auto"/>
-              <w:cnfStyle w:val="100000000000" w:firstRow="1" w:lastRow="0" w:firstColumn="0" w:lastColumn="0" w:oddVBand="0" w:evenVBand="0" w:oddHBand="0" w:evenHBand="0" w:firstRowFirstColumn="0" w:firstRowLastColumn="0" w:lastRowFirstColumn="0" w:lastRowLastColumn="0"/>
-              <w:rPr>
-                <w:sz w:val="20"/>
-                <w:szCs w:val="20"/>
-              </w:rPr>
-            </w:pPr>
-            <w:r>
-              <w:rPr>
-                <w:sz w:val="20"/>
-                <w:szCs w:val="20"/>
-              </w:rPr>
-              <w:t>C</w:t>
-            </w:r>
-          </w:p>
-        </w:tc>
-      </w:tr>
-      <w:tr>
-        <w:trPr>
-          <w:cnfStyle w:val="000000100000" w:firstRow="0" w:lastRow="0" w:firstColumn="0" w:lastColumn="0" w:oddVBand="0" w:evenVBand="0" w:oddHBand="1" w:evenHBand="0" w:firstRowFirstColumn="0" w:firstRowLastColumn="0" w:lastRowFirstColumn="0" w:lastRowLastColumn="0"/>
-          <w:trHeight w:val="425"/>
-        </w:trPr>
-        <w:tc>
-          <w:tcPr>
-            <w:cnfStyle w:val="001000000000" w:firstRow="0" w:lastRow="0" w:firstColumn="1" w:lastColumn="0" w:oddVBand="0" w:evenVBand="0" w:oddHBand="0" w:evenHBand="0" w:firstRowFirstColumn="0" w:firstRowLastColumn="0" w:lastRowFirstColumn="0" w:lastRowLastColumn="0"/>
-            <w:tcW w:w="0" w:type="auto"/>
-            <w:hideMark/>
-          </w:tcPr>
-          <w:p>
-            <w:pPr>
-              <w:spacing w:after="160" w:line="259" w:lineRule="auto"/>
-              <w:rPr>
-                <w:sz w:val="20"/>
-                <w:szCs w:val="20"/>
-              </w:rPr>
-            </w:pPr>
-            <w:r>
-              <w:rPr>
-                <w:sz w:val="20"/>
-                <w:szCs w:val="20"/>
-              </w:rPr>
-              <w:t>A</w:t>
-            </w:r>
-          </w:p>
-        </w:tc>
-        <w:tc>
-          <w:tcPr>
-            <w:tcW w:w="0" w:type="auto"/>
-            <w:hideMark/>
-          </w:tcPr>
-          <w:p>
-            <w:pPr>
-              <w:spacing w:after="160" w:line="259" w:lineRule="auto"/>
-              <w:cnfStyle w:val="000000100000" w:firstRow="0" w:lastRow="0" w:firstColumn="0" w:lastColumn="0" w:oddVBand="0" w:evenVBand="0" w:oddHBand="1" w:evenHBand="0" w:firstRowFirstColumn="0" w:firstRowLastColumn="0" w:lastRowFirstColumn="0" w:lastRowLastColumn="0"/>
-              <w:rPr>
-                <w:sz w:val="20"/>
-                <w:szCs w:val="20"/>
-              </w:rPr>
-            </w:pPr>
-            <w:r>
-              <w:rPr>
-                <w:sz w:val="20"/>
-                <w:szCs w:val="20"/>
-              </w:rPr>
-              <w:t>0</w:t>
-            </w:r>
-          </w:p>
-        </w:tc>
-        <w:tc>
-          <w:tcPr>
-            <w:tcW w:w="0" w:type="auto"/>
-            <w:hideMark/>
-          </w:tcPr>
-          <w:p>
-            <w:pPr>
-              <w:spacing w:after="160" w:line="259" w:lineRule="auto"/>
-              <w:cnfStyle w:val="000000100000" w:firstRow="0" w:lastRow="0" w:firstColumn="0" w:lastColumn="0" w:oddVBand="0" w:evenVBand="0" w:oddHBand="1" w:evenHBand="0" w:firstRowFirstColumn="0" w:firstRowLastColumn="0" w:lastRowFirstColumn="0" w:lastRowLastColumn="0"/>
-              <w:rPr>
-                <w:sz w:val="20"/>
-                <w:szCs w:val="20"/>
-              </w:rPr>
-            </w:pPr>
-            <w:r>
-              <w:rPr>
-                <w:sz w:val="20"/>
-                <w:szCs w:val="20"/>
-              </w:rPr>
-              <w:t>1</w:t>
-            </w:r>
-          </w:p>
-        </w:tc>
-        <w:tc>
-          <w:tcPr>
-            <w:tcW w:w="0" w:type="auto"/>
-            <w:hideMark/>
-          </w:tcPr>
-          <w:p>
-            <w:pPr>
-              <w:spacing w:after="160" w:line="259" w:lineRule="auto"/>
-              <w:cnfStyle w:val="000000100000" w:firstRow="0" w:lastRow="0" w:firstColumn="0" w:lastColumn="0" w:oddVBand="0" w:evenVBand="0" w:oddHBand="1" w:evenHBand="0" w:firstRowFirstColumn="0" w:firstRowLastColumn="0" w:lastRowFirstColumn="0" w:lastRowLastColumn="0"/>
-              <w:rPr>
-                <w:sz w:val="20"/>
-                <w:szCs w:val="20"/>
-              </w:rPr>
-            </w:pPr>
-            <w:r>
-              <w:rPr>
-                <w:sz w:val="20"/>
-                <w:szCs w:val="20"/>
-              </w:rPr>
-              <w:t>0</w:t>
-            </w:r>
-          </w:p>
-        </w:tc>
-      </w:tr>
-      <w:tr>
-        <w:trPr>
-          <w:trHeight w:val="414"/>
-        </w:trPr>
-        <w:tc>
-          <w:tcPr>
-            <w:cnfStyle w:val="001000000000" w:firstRow="0" w:lastRow="0" w:firstColumn="1" w:lastColumn="0" w:oddVBand="0" w:evenVBand="0" w:oddHBand="0" w:evenHBand="0" w:firstRowFirstColumn="0" w:firstRowLastColumn="0" w:lastRowFirstColumn="0" w:lastRowLastColumn="0"/>
-            <w:tcW w:w="0" w:type="auto"/>
-            <w:hideMark/>
-          </w:tcPr>
-          <w:p>
-            <w:pPr>
-              <w:spacing w:after="160" w:line="259" w:lineRule="auto"/>
-              <w:rPr>
-                <w:sz w:val="20"/>
-                <w:szCs w:val="20"/>
-              </w:rPr>
-            </w:pPr>
-            <w:r>
-              <w:rPr>
-                <w:sz w:val="20"/>
-                <w:szCs w:val="20"/>
-              </w:rPr>
-              <w:t>B</w:t>
-            </w:r>
-          </w:p>
-        </w:tc>
-        <w:tc>
-          <w:tcPr>
-            <w:tcW w:w="0" w:type="auto"/>
-            <w:hideMark/>
-          </w:tcPr>
-          <w:p>
-            <w:pPr>
-              <w:spacing w:after="160" w:line="259" w:lineRule="auto"/>
-              <w:cnfStyle w:val="000000000000" w:firstRow="0" w:lastRow="0" w:firstColumn="0" w:lastColumn="0" w:oddVBand="0" w:evenVBand="0" w:oddHBand="0" w:evenHBand="0" w:firstRowFirstColumn="0" w:firstRowLastColumn="0" w:lastRowFirstColumn="0" w:lastRowLastColumn="0"/>
-              <w:rPr>
-                <w:sz w:val="20"/>
-                <w:szCs w:val="20"/>
-              </w:rPr>
-            </w:pPr>
-            <w:r>
-              <w:rPr>
-                <w:sz w:val="20"/>
-                <w:szCs w:val="20"/>
-              </w:rPr>
-              <w:t>0</w:t>
-            </w:r>
-          </w:p>
-        </w:tc>
-        <w:tc>
-          <w:tcPr>
-            <w:tcW w:w="0" w:type="auto"/>
-            <w:hideMark/>
-          </w:tcPr>
-          <w:p>
-            <w:pPr>
-              <w:spacing w:after="160" w:line="259" w:lineRule="auto"/>
-              <w:cnfStyle w:val="000000000000" w:firstRow="0" w:lastRow="0" w:firstColumn="0" w:lastColumn="0" w:oddVBand="0" w:evenVBand="0" w:oddHBand="0" w:evenHBand="0" w:firstRowFirstColumn="0" w:firstRowLastColumn="0" w:lastRowFirstColumn="0" w:lastRowLastColumn="0"/>
-              <w:rPr>
-                <w:sz w:val="20"/>
-                <w:szCs w:val="20"/>
-              </w:rPr>
-            </w:pPr>
-            <w:r>
-              <w:rPr>
-                <w:sz w:val="20"/>
-                <w:szCs w:val="20"/>
-              </w:rPr>
-              <w:t>0</w:t>
-            </w:r>
-          </w:p>
-        </w:tc>
-        <w:tc>
-          <w:tcPr>
-            <w:tcW w:w="0" w:type="auto"/>
-            <w:hideMark/>
-          </w:tcPr>
-          <w:p>
-            <w:pPr>
-              <w:spacing w:after="160" w:line="259" w:lineRule="auto"/>
-              <w:cnfStyle w:val="000000000000" w:firstRow="0" w:lastRow="0" w:firstColumn="0" w:lastColumn="0" w:oddVBand="0" w:evenVBand="0" w:oddHBand="0" w:evenHBand="0" w:firstRowFirstColumn="0" w:firstRowLastColumn="0" w:lastRowFirstColumn="0" w:lastRowLastColumn="0"/>
-              <w:rPr>
-                <w:sz w:val="20"/>
-                <w:szCs w:val="20"/>
-              </w:rPr>
-            </w:pPr>
-            <w:r>
-              <w:rPr>
-                <w:sz w:val="20"/>
-                <w:szCs w:val="20"/>
-              </w:rPr>
-              <w:t>1</w:t>
-            </w:r>
-          </w:p>
-        </w:tc>
-      </w:tr>
-      <w:tr>
-        <w:trPr>
-          <w:cnfStyle w:val="000000100000" w:firstRow="0" w:lastRow="0" w:firstColumn="0" w:lastColumn="0" w:oddVBand="0" w:evenVBand="0" w:oddHBand="1" w:evenHBand="0" w:firstRowFirstColumn="0" w:firstRowLastColumn="0" w:lastRowFirstColumn="0" w:lastRowLastColumn="0"/>
-          <w:trHeight w:val="425"/>
-        </w:trPr>
-        <w:tc>
-          <w:tcPr>
-            <w:cnfStyle w:val="001000000000" w:firstRow="0" w:lastRow="0" w:firstColumn="1" w:lastColumn="0" w:oddVBand="0" w:evenVBand="0" w:oddHBand="0" w:evenHBand="0" w:firstRowFirstColumn="0" w:firstRowLastColumn="0" w:lastRowFirstColumn="0" w:lastRowLastColumn="0"/>
-            <w:tcW w:w="0" w:type="auto"/>
-            <w:hideMark/>
-          </w:tcPr>
-          <w:p>
-            <w:pPr>
-              <w:spacing w:after="160" w:line="259" w:lineRule="auto"/>
-              <w:rPr>
-                <w:sz w:val="20"/>
-                <w:szCs w:val="20"/>
-              </w:rPr>
-            </w:pPr>
-            <w:r>
-              <w:rPr>
-                <w:sz w:val="20"/>
-                <w:szCs w:val="20"/>
-              </w:rPr>
-              <w:t>C</w:t>
-            </w:r>
-          </w:p>
-        </w:tc>
-        <w:tc>
-          <w:tcPr>
-            <w:tcW w:w="0" w:type="auto"/>
-            <w:hideMark/>
-          </w:tcPr>
-          <w:p>
-            <w:pPr>
-              <w:spacing w:after="160" w:line="259" w:lineRule="auto"/>
-              <w:cnfStyle w:val="000000100000" w:firstRow="0" w:lastRow="0" w:firstColumn="0" w:lastColumn="0" w:oddVBand="0" w:evenVBand="0" w:oddHBand="1" w:evenHBand="0" w:firstRowFirstColumn="0" w:firstRowLastColumn="0" w:lastRowFirstColumn="0" w:lastRowLastColumn="0"/>
-              <w:rPr>
-                <w:sz w:val="20"/>
-                <w:szCs w:val="20"/>
-              </w:rPr>
-            </w:pPr>
-            <w:r>
-              <w:rPr>
-                <w:sz w:val="20"/>
-                <w:szCs w:val="20"/>
-              </w:rPr>
-              <w:t>0</w:t>
-            </w:r>
-          </w:p>
-        </w:tc>
-        <w:tc>
-          <w:tcPr>
-            <w:tcW w:w="0" w:type="auto"/>
-            <w:hideMark/>
-          </w:tcPr>
-          <w:p>
-            <w:pPr>
-              <w:spacing w:after="160" w:line="259" w:lineRule="auto"/>
-              <w:cnfStyle w:val="000000100000" w:firstRow="0" w:lastRow="0" w:firstColumn="0" w:lastColumn="0" w:oddVBand="0" w:evenVBand="0" w:oddHBand="1" w:evenHBand="0" w:firstRowFirstColumn="0" w:firstRowLastColumn="0" w:lastRowFirstColumn="0" w:lastRowLastColumn="0"/>
-              <w:rPr>
-                <w:sz w:val="20"/>
-                <w:szCs w:val="20"/>
-              </w:rPr>
-            </w:pPr>
-            <w:r>
-              <w:rPr>
-                <w:sz w:val="20"/>
-                <w:szCs w:val="20"/>
-              </w:rPr>
-              <w:t>0</w:t>
-            </w:r>
-          </w:p>
-        </w:tc>
-        <w:tc>
-          <w:tcPr>
-            <w:tcW w:w="0" w:type="auto"/>
-            <w:hideMark/>
-          </w:tcPr>
-          <w:p>
-            <w:pPr>
-              <w:spacing w:after="160" w:line="259" w:lineRule="auto"/>
-              <w:cnfStyle w:val="000000100000" w:firstRow="0" w:lastRow="0" w:firstColumn="0" w:lastColumn="0" w:oddVBand="0" w:evenVBand="0" w:oddHBand="1" w:evenHBand="0" w:firstRowFirstColumn="0" w:firstRowLastColumn="0" w:lastRowFirstColumn="0" w:lastRowLastColumn="0"/>
-              <w:rPr>
-                <w:sz w:val="20"/>
-                <w:szCs w:val="20"/>
-              </w:rPr>
-            </w:pPr>
-            <w:r>
-              <w:rPr>
-                <w:sz w:val="20"/>
-                <w:szCs w:val="20"/>
-              </w:rPr>
-              <w:t>0</w:t>
-            </w:r>
-          </w:p>
-        </w:tc>
-      </w:tr>
-    </w:tbl>
-    <w:p>
-      <w:pPr>
-        <w:rPr>
-          <w:sz w:val="20"/>
-          <w:szCs w:val="20"/>
-        </w:rPr>
-      </w:pPr>
-      <w:r>
-        <w:rPr>
-          <w:sz w:val="20"/>
-          <w:szCs w:val="20"/>
-        </w:rPr>
-        <w:pict w14:anchorId="52FBAFAF">
-          <v:rect id="_x0000_i2727" style="width:0;height:1.5pt" o:hralign="center" o:hrstd="t" o:hr="t" fillcolor="#a0a0a0" stroked="f"/>
-        </w:pict>
-      </w:r>
-    </w:p>
-    <w:p>
-      <w:pPr>
-        <w:rPr>
-          <w:b/>
-          <w:bCs/>
-          <w:sz w:val="20"/>
-          <w:szCs w:val="20"/>
-        </w:rPr>
-      </w:pPr>
-      <w:r>
-        <w:rPr>
-          <w:b/>
-          <w:bCs/>
-          <w:sz w:val="20"/>
-          <w:szCs w:val="20"/>
-        </w:rPr>
-        <w:t xml:space="preserve">Step 2 — Apply </w:t>
-      </w:r>
-      <w:proofErr w:type="spellStart"/>
-      <w:r>
-        <w:rPr>
-          <w:b/>
-          <w:bCs/>
-          <w:sz w:val="20"/>
-          <w:szCs w:val="20"/>
-        </w:rPr>
-        <w:t>Warshall’s</w:t>
-      </w:r>
-      <w:proofErr w:type="spellEnd"/>
-      <w:r>
-        <w:rPr>
-          <w:b/>
-          <w:bCs/>
-          <w:sz w:val="20"/>
-          <w:szCs w:val="20"/>
-        </w:rPr>
-        <w:t xml:space="preserve"> Algorithm</w:t>
-      </w:r>
-    </w:p>
-    <w:p>
-      <w:pPr>
-        <w:rPr>
-          <w:sz w:val="20"/>
-          <w:szCs w:val="20"/>
-        </w:rPr>
-      </w:pPr>
-      <w:r>
-        <w:rPr>
-          <w:sz w:val="20"/>
-          <w:szCs w:val="20"/>
-        </w:rPr>
-        <w:t>We check intermediate vertices.</w:t>
-      </w:r>
-    </w:p>
-    <w:p>
-      <w:pPr>
-        <w:rPr>
-          <w:sz w:val="20"/>
-          <w:szCs w:val="20"/>
-        </w:rPr>
-      </w:pPr>
-      <w:r>
-        <w:rPr>
-          <w:sz w:val="20"/>
-          <w:szCs w:val="20"/>
-        </w:rPr>
-        <w:t>From A → B</w:t>
-      </w:r>
-      <w:r>
-        <w:rPr>
-          <w:sz w:val="20"/>
-          <w:szCs w:val="20"/>
-        </w:rPr>
-        <w:br/>
-        <w:t>and B → C</w:t>
-      </w:r>
-    </w:p>
-    <w:p>
-      <w:pPr>
-        <w:rPr>
-          <w:sz w:val="20"/>
-          <w:szCs w:val="20"/>
-        </w:rPr>
-      </w:pPr>
-      <w:r>
-        <w:rPr>
-          <w:sz w:val="20"/>
-          <w:szCs w:val="20"/>
-        </w:rPr>
-        <w:t>Therefore</w:t>
-      </w:r>
-    </w:p>
-    <w:p>
-      <w:pPr>
-        <w:rPr>
-          <w:sz w:val="20"/>
-          <w:szCs w:val="20"/>
-        </w:rPr>
-      </w:pPr>
-      <w:r>
-        <w:rPr>
-          <w:sz w:val="20"/>
-          <w:szCs w:val="20"/>
-        </w:rPr>
-        <w:t>A → C exists.</w:t>
-      </w:r>
-    </w:p>
-    <w:p>
-      <w:pPr>
-        <w:rPr>
-          <w:sz w:val="20"/>
-          <w:szCs w:val="20"/>
-        </w:rPr>
-      </w:pPr>
-      <w:r>
-        <w:rPr>
-          <w:sz w:val="20"/>
-          <w:szCs w:val="20"/>
-        </w:rPr>
-        <w:pict w14:anchorId="1C8FA3AE">
-          <v:rect id="_x0000_i2728" style="width:0;height:1.5pt" o:hralign="center" o:hrstd="t" o:hr="t" fillcolor="#a0a0a0" stroked="f"/>
-        </w:pict>
-      </w:r>
-    </w:p>
-    <w:p>
-      <w:pPr>
-        <w:rPr>
-          <w:b/>
-          <w:bCs/>
-          <w:sz w:val="20"/>
-          <w:szCs w:val="20"/>
-        </w:rPr>
-      </w:pPr>
-      <w:r>
-        <w:rPr>
-          <w:b/>
-          <w:bCs/>
-          <w:sz w:val="20"/>
-          <w:szCs w:val="20"/>
-        </w:rPr>
-        <w:t>Step 3 — Reachability Matrix</w:t>
-      </w:r>
-    </w:p>
-    <w:tbl>
-      <w:tblPr>
-        <w:tblStyle w:val="PlainTable1"/>
-        <w:tblW w:w="4782" w:type="dxa"/>
-        <w:tblLook w:val="04A0" w:firstRow="1" w:lastRow="0" w:firstColumn="1" w:lastColumn="0" w:noHBand="0" w:noVBand="1"/>
-      </w:tblPr>
-      <w:tblGrid>
-        <w:gridCol w:w="1218"/>
-        <w:gridCol w:w="1218"/>
-        <w:gridCol w:w="1186"/>
-        <w:gridCol w:w="1160"/>
-      </w:tblGrid>
-      <w:tr>
-        <w:trPr>
-          <w:cnfStyle w:val="100000000000" w:firstRow="1" w:lastRow="0" w:firstColumn="0" w:lastColumn="0" w:oddVBand="0" w:evenVBand="0" w:oddHBand="0" w:evenHBand="0" w:firstRowFirstColumn="0" w:firstRowLastColumn="0" w:lastRowFirstColumn="0" w:lastRowLastColumn="0"/>
-          <w:trHeight w:val="425"/>
-        </w:trPr>
-        <w:tc>
-          <w:tcPr>
-            <w:cnfStyle w:val="001000000000" w:firstRow="0" w:lastRow="0" w:firstColumn="1" w:lastColumn="0" w:oddVBand="0" w:evenVBand="0" w:oddHBand="0" w:evenHBand="0" w:firstRowFirstColumn="0" w:firstRowLastColumn="0" w:lastRowFirstColumn="0" w:lastRowLastColumn="0"/>
-            <w:tcW w:w="0" w:type="auto"/>
-            <w:hideMark/>
-          </w:tcPr>
-          <w:p>
-            <w:pPr>
-              <w:spacing w:after="160" w:line="259" w:lineRule="auto"/>
-              <w:rPr>
-                <w:sz w:val="20"/>
-                <w:szCs w:val="20"/>
-              </w:rPr>
-            </w:pPr>
-          </w:p>
-        </w:tc>
-        <w:tc>
-          <w:tcPr>
-            <w:tcW w:w="0" w:type="auto"/>
-            <w:hideMark/>
-          </w:tcPr>
-          <w:p>
-            <w:pPr>
-              <w:spacing w:after="160" w:line="259" w:lineRule="auto"/>
-              <w:cnfStyle w:val="100000000000" w:firstRow="1" w:lastRow="0" w:firstColumn="0" w:lastColumn="0" w:oddVBand="0" w:evenVBand="0" w:oddHBand="0" w:evenHBand="0" w:firstRowFirstColumn="0" w:firstRowLastColumn="0" w:lastRowFirstColumn="0" w:lastRowLastColumn="0"/>
-              <w:rPr>
-                <w:sz w:val="20"/>
-                <w:szCs w:val="20"/>
-              </w:rPr>
-            </w:pPr>
-            <w:r>
-              <w:rPr>
-                <w:sz w:val="20"/>
-                <w:szCs w:val="20"/>
-              </w:rPr>
-              <w:t>A</w:t>
-            </w:r>
-          </w:p>
-        </w:tc>
-        <w:tc>
-          <w:tcPr>
-            <w:tcW w:w="0" w:type="auto"/>
-            <w:hideMark/>
-          </w:tcPr>
-          <w:p>
-            <w:pPr>
-              <w:spacing w:after="160" w:line="259" w:lineRule="auto"/>
-              <w:cnfStyle w:val="100000000000" w:firstRow="1" w:lastRow="0" w:firstColumn="0" w:lastColumn="0" w:oddVBand="0" w:evenVBand="0" w:oddHBand="0" w:evenHBand="0" w:firstRowFirstColumn="0" w:firstRowLastColumn="0" w:lastRowFirstColumn="0" w:lastRowLastColumn="0"/>
-              <w:rPr>
-                <w:sz w:val="20"/>
-                <w:szCs w:val="20"/>
-              </w:rPr>
-            </w:pPr>
-            <w:r>
-              <w:rPr>
-                <w:sz w:val="20"/>
-                <w:szCs w:val="20"/>
-              </w:rPr>
-              <w:t>B</w:t>
-            </w:r>
-          </w:p>
-        </w:tc>
-        <w:tc>
-          <w:tcPr>
-            <w:tcW w:w="0" w:type="auto"/>
-            <w:hideMark/>
-          </w:tcPr>
-          <w:p>
-            <w:pPr>
-              <w:spacing w:after="160" w:line="259" w:lineRule="auto"/>
-              <w:cnfStyle w:val="100000000000" w:firstRow="1" w:lastRow="0" w:firstColumn="0" w:lastColumn="0" w:oddVBand="0" w:evenVBand="0" w:oddHBand="0" w:evenHBand="0" w:firstRowFirstColumn="0" w:firstRowLastColumn="0" w:lastRowFirstColumn="0" w:lastRowLastColumn="0"/>
-              <w:rPr>
-                <w:sz w:val="20"/>
-                <w:szCs w:val="20"/>
-              </w:rPr>
-            </w:pPr>
-            <w:r>
-              <w:rPr>
-                <w:sz w:val="20"/>
-                <w:szCs w:val="20"/>
-              </w:rPr>
-              <w:t>C</w:t>
-            </w:r>
-          </w:p>
-        </w:tc>
-      </w:tr>
-      <w:tr>
-        <w:trPr>
-          <w:cnfStyle w:val="000000100000" w:firstRow="0" w:lastRow="0" w:firstColumn="0" w:lastColumn="0" w:oddVBand="0" w:evenVBand="0" w:oddHBand="1" w:evenHBand="0" w:firstRowFirstColumn="0" w:firstRowLastColumn="0" w:lastRowFirstColumn="0" w:lastRowLastColumn="0"/>
-          <w:trHeight w:val="436"/>
-        </w:trPr>
-        <w:tc>
-          <w:tcPr>
-            <w:cnfStyle w:val="001000000000" w:firstRow="0" w:lastRow="0" w:firstColumn="1" w:lastColumn="0" w:oddVBand="0" w:evenVBand="0" w:oddHBand="0" w:evenHBand="0" w:firstRowFirstColumn="0" w:firstRowLastColumn="0" w:lastRowFirstColumn="0" w:lastRowLastColumn="0"/>
-            <w:tcW w:w="0" w:type="auto"/>
-            <w:hideMark/>
-          </w:tcPr>
-          <w:p>
-            <w:pPr>
-              <w:spacing w:after="160" w:line="259" w:lineRule="auto"/>
-              <w:rPr>
-                <w:sz w:val="20"/>
-                <w:szCs w:val="20"/>
-              </w:rPr>
-            </w:pPr>
-            <w:r>
-              <w:rPr>
-                <w:sz w:val="20"/>
-                <w:szCs w:val="20"/>
-              </w:rPr>
-              <w:t>A</w:t>
-            </w:r>
-          </w:p>
-        </w:tc>
-        <w:tc>
-          <w:tcPr>
-            <w:tcW w:w="0" w:type="auto"/>
-            <w:hideMark/>
-          </w:tcPr>
-          <w:p>
-            <w:pPr>
-              <w:spacing w:after="160" w:line="259" w:lineRule="auto"/>
-              <w:cnfStyle w:val="000000100000" w:firstRow="0" w:lastRow="0" w:firstColumn="0" w:lastColumn="0" w:oddVBand="0" w:evenVBand="0" w:oddHBand="1" w:evenHBand="0" w:firstRowFirstColumn="0" w:firstRowLastColumn="0" w:lastRowFirstColumn="0" w:lastRowLastColumn="0"/>
-              <w:rPr>
-                <w:sz w:val="20"/>
-                <w:szCs w:val="20"/>
-              </w:rPr>
-            </w:pPr>
-            <w:r>
-              <w:rPr>
-                <w:sz w:val="20"/>
-                <w:szCs w:val="20"/>
-              </w:rPr>
-              <w:t>0</w:t>
-            </w:r>
-          </w:p>
-        </w:tc>
-        <w:tc>
-          <w:tcPr>
-            <w:tcW w:w="0" w:type="auto"/>
-            <w:hideMark/>
-          </w:tcPr>
-          <w:p>
-            <w:pPr>
-              <w:spacing w:after="160" w:line="259" w:lineRule="auto"/>
-              <w:cnfStyle w:val="000000100000" w:firstRow="0" w:lastRow="0" w:firstColumn="0" w:lastColumn="0" w:oddVBand="0" w:evenVBand="0" w:oddHBand="1" w:evenHBand="0" w:firstRowFirstColumn="0" w:firstRowLastColumn="0" w:lastRowFirstColumn="0" w:lastRowLastColumn="0"/>
-              <w:rPr>
-                <w:sz w:val="20"/>
-                <w:szCs w:val="20"/>
-              </w:rPr>
-            </w:pPr>
-            <w:r>
-              <w:rPr>
-                <w:sz w:val="20"/>
-                <w:szCs w:val="20"/>
-              </w:rPr>
-              <w:t>1</w:t>
-            </w:r>
-          </w:p>
-        </w:tc>
-        <w:tc>
-          <w:tcPr>
-            <w:tcW w:w="0" w:type="auto"/>
-            <w:hideMark/>
-          </w:tcPr>
-          <w:p>
-            <w:pPr>
-              <w:spacing w:after="160" w:line="259" w:lineRule="auto"/>
-              <w:cnfStyle w:val="000000100000" w:firstRow="0" w:lastRow="0" w:firstColumn="0" w:lastColumn="0" w:oddVBand="0" w:evenVBand="0" w:oddHBand="1" w:evenHBand="0" w:firstRowFirstColumn="0" w:firstRowLastColumn="0" w:lastRowFirstColumn="0" w:lastRowLastColumn="0"/>
-              <w:rPr>
-                <w:sz w:val="20"/>
-                <w:szCs w:val="20"/>
-              </w:rPr>
-            </w:pPr>
-            <w:r>
-              <w:rPr>
-                <w:sz w:val="20"/>
-                <w:szCs w:val="20"/>
-              </w:rPr>
-              <w:t>1</w:t>
-            </w:r>
-          </w:p>
-        </w:tc>
-      </w:tr>
-      <w:tr>
-        <w:trPr>
-          <w:trHeight w:val="425"/>
-        </w:trPr>
-        <w:tc>
-          <w:tcPr>
-            <w:cnfStyle w:val="001000000000" w:firstRow="0" w:lastRow="0" w:firstColumn="1" w:lastColumn="0" w:oddVBand="0" w:evenVBand="0" w:oddHBand="0" w:evenHBand="0" w:firstRowFirstColumn="0" w:firstRowLastColumn="0" w:lastRowFirstColumn="0" w:lastRowLastColumn="0"/>
-            <w:tcW w:w="0" w:type="auto"/>
-            <w:hideMark/>
-          </w:tcPr>
-          <w:p>
-            <w:pPr>
-              <w:spacing w:after="160" w:line="259" w:lineRule="auto"/>
-              <w:rPr>
-                <w:sz w:val="20"/>
-                <w:szCs w:val="20"/>
-              </w:rPr>
-            </w:pPr>
-            <w:r>
-              <w:rPr>
-                <w:sz w:val="20"/>
-                <w:szCs w:val="20"/>
-              </w:rPr>
-              <w:t>B</w:t>
-            </w:r>
-          </w:p>
-        </w:tc>
-        <w:tc>
-          <w:tcPr>
-            <w:tcW w:w="0" w:type="auto"/>
-            <w:hideMark/>
-          </w:tcPr>
-          <w:p>
-            <w:pPr>
-              <w:spacing w:after="160" w:line="259" w:lineRule="auto"/>
-              <w:cnfStyle w:val="000000000000" w:firstRow="0" w:lastRow="0" w:firstColumn="0" w:lastColumn="0" w:oddVBand="0" w:evenVBand="0" w:oddHBand="0" w:evenHBand="0" w:firstRowFirstColumn="0" w:firstRowLastColumn="0" w:lastRowFirstColumn="0" w:lastRowLastColumn="0"/>
-              <w:rPr>
-                <w:sz w:val="20"/>
-                <w:szCs w:val="20"/>
-              </w:rPr>
-            </w:pPr>
-            <w:r>
-              <w:rPr>
-                <w:sz w:val="20"/>
-                <w:szCs w:val="20"/>
-              </w:rPr>
-              <w:t>0</w:t>
-            </w:r>
-          </w:p>
-        </w:tc>
-        <w:tc>
-          <w:tcPr>
-            <w:tcW w:w="0" w:type="auto"/>
-            <w:hideMark/>
-          </w:tcPr>
-          <w:p>
-            <w:pPr>
-              <w:spacing w:after="160" w:line="259" w:lineRule="auto"/>
-              <w:cnfStyle w:val="000000000000" w:firstRow="0" w:lastRow="0" w:firstColumn="0" w:lastColumn="0" w:oddVBand="0" w:evenVBand="0" w:oddHBand="0" w:evenHBand="0" w:firstRowFirstColumn="0" w:firstRowLastColumn="0" w:lastRowFirstColumn="0" w:lastRowLastColumn="0"/>
-              <w:rPr>
-                <w:sz w:val="20"/>
-                <w:szCs w:val="20"/>
-              </w:rPr>
-            </w:pPr>
-            <w:r>
-              <w:rPr>
-                <w:sz w:val="20"/>
-                <w:szCs w:val="20"/>
-              </w:rPr>
-              <w:t>0</w:t>
-            </w:r>
-          </w:p>
-        </w:tc>
-        <w:tc>
-          <w:tcPr>
-            <w:tcW w:w="0" w:type="auto"/>
-            <w:hideMark/>
-          </w:tcPr>
-          <w:p>
-            <w:pPr>
-              <w:spacing w:after="160" w:line="259" w:lineRule="auto"/>
-              <w:cnfStyle w:val="000000000000" w:firstRow="0" w:lastRow="0" w:firstColumn="0" w:lastColumn="0" w:oddVBand="0" w:evenVBand="0" w:oddHBand="0" w:evenHBand="0" w:firstRowFirstColumn="0" w:firstRowLastColumn="0" w:lastRowFirstColumn="0" w:lastRowLastColumn="0"/>
-              <w:rPr>
-                <w:sz w:val="20"/>
-                <w:szCs w:val="20"/>
-              </w:rPr>
-            </w:pPr>
-            <w:r>
-              <w:rPr>
-                <w:sz w:val="20"/>
-                <w:szCs w:val="20"/>
-              </w:rPr>
-              <w:t>1</w:t>
-            </w:r>
-          </w:p>
-        </w:tc>
-      </w:tr>
-      <w:tr>
-        <w:trPr>
-          <w:cnfStyle w:val="000000100000" w:firstRow="0" w:lastRow="0" w:firstColumn="0" w:lastColumn="0" w:oddVBand="0" w:evenVBand="0" w:oddHBand="1" w:evenHBand="0" w:firstRowFirstColumn="0" w:firstRowLastColumn="0" w:lastRowFirstColumn="0" w:lastRowLastColumn="0"/>
-          <w:trHeight w:val="436"/>
-        </w:trPr>
-        <w:tc>
-          <w:tcPr>
-            <w:cnfStyle w:val="001000000000" w:firstRow="0" w:lastRow="0" w:firstColumn="1" w:lastColumn="0" w:oddVBand="0" w:evenVBand="0" w:oddHBand="0" w:evenHBand="0" w:firstRowFirstColumn="0" w:firstRowLastColumn="0" w:lastRowFirstColumn="0" w:lastRowLastColumn="0"/>
-            <w:tcW w:w="0" w:type="auto"/>
-            <w:hideMark/>
-          </w:tcPr>
-          <w:p>
-            <w:pPr>
-              <w:spacing w:after="160" w:line="259" w:lineRule="auto"/>
-              <w:rPr>
-                <w:sz w:val="20"/>
-                <w:szCs w:val="20"/>
-              </w:rPr>
-            </w:pPr>
-            <w:r>
-              <w:rPr>
-                <w:sz w:val="20"/>
-                <w:szCs w:val="20"/>
-              </w:rPr>
-              <w:t>C</w:t>
-            </w:r>
-          </w:p>
-        </w:tc>
-        <w:tc>
-          <w:tcPr>
-            <w:tcW w:w="0" w:type="auto"/>
-            <w:hideMark/>
-          </w:tcPr>
-          <w:p>
-            <w:pPr>
-              <w:spacing w:after="160" w:line="259" w:lineRule="auto"/>
-              <w:cnfStyle w:val="000000100000" w:firstRow="0" w:lastRow="0" w:firstColumn="0" w:lastColumn="0" w:oddVBand="0" w:evenVBand="0" w:oddHBand="1" w:evenHBand="0" w:firstRowFirstColumn="0" w:firstRowLastColumn="0" w:lastRowFirstColumn="0" w:lastRowLastColumn="0"/>
-              <w:rPr>
-                <w:sz w:val="20"/>
-                <w:szCs w:val="20"/>
-              </w:rPr>
-            </w:pPr>
-            <w:r>
-              <w:rPr>
-                <w:sz w:val="20"/>
-                <w:szCs w:val="20"/>
-              </w:rPr>
-              <w:t>0</w:t>
-            </w:r>
-          </w:p>
-        </w:tc>
-        <w:tc>
-          <w:tcPr>
-            <w:tcW w:w="0" w:type="auto"/>
-            <w:hideMark/>
-          </w:tcPr>
-          <w:p>
-            <w:pPr>
-              <w:spacing w:after="160" w:line="259" w:lineRule="auto"/>
-              <w:cnfStyle w:val="000000100000" w:firstRow="0" w:lastRow="0" w:firstColumn="0" w:lastColumn="0" w:oddVBand="0" w:evenVBand="0" w:oddHBand="1" w:evenHBand="0" w:firstRowFirstColumn="0" w:firstRowLastColumn="0" w:lastRowFirstColumn="0" w:lastRowLastColumn="0"/>
-              <w:rPr>
-                <w:sz w:val="20"/>
-                <w:szCs w:val="20"/>
-              </w:rPr>
-            </w:pPr>
-            <w:r>
-              <w:rPr>
-                <w:sz w:val="20"/>
-                <w:szCs w:val="20"/>
-              </w:rPr>
-              <w:t>0</w:t>
-            </w:r>
-          </w:p>
-        </w:tc>
-        <w:tc>
-          <w:tcPr>
-            <w:tcW w:w="0" w:type="auto"/>
-            <w:hideMark/>
-          </w:tcPr>
-          <w:p>
-            <w:pPr>
-              <w:spacing w:after="160" w:line="259" w:lineRule="auto"/>
-              <w:cnfStyle w:val="000000100000" w:firstRow="0" w:lastRow="0" w:firstColumn="0" w:lastColumn="0" w:oddVBand="0" w:evenVBand="0" w:oddHBand="1" w:evenHBand="0" w:firstRowFirstColumn="0" w:firstRowLastColumn="0" w:lastRowFirstColumn="0" w:lastRowLastColumn="0"/>
-              <w:rPr>
-                <w:sz w:val="20"/>
-                <w:szCs w:val="20"/>
-              </w:rPr>
-            </w:pPr>
-            <w:r>
-              <w:rPr>
-                <w:sz w:val="20"/>
-                <w:szCs w:val="20"/>
-              </w:rPr>
-              <w:t>0</w:t>
-            </w:r>
-          </w:p>
-        </w:tc>
-      </w:tr>
-    </w:tbl>
-    <w:p>
-      <w:pPr>
-        <w:rPr>
-          <w:sz w:val="20"/>
-          <w:szCs w:val="20"/>
-        </w:rPr>
-      </w:pPr>
-      <w:r>
-        <w:rPr>
-          <w:sz w:val="20"/>
-          <w:szCs w:val="20"/>
-        </w:rPr>
-        <w:t>Meaning:</w:t>
-      </w:r>
-    </w:p>
-    <w:p>
-      <w:pPr>
-        <w:numPr>
-          <w:ilvl w:val="0"/>
-          <w:numId w:val="42"/>
-        </w:numPr>
-        <w:rPr>
-          <w:sz w:val="20"/>
-          <w:szCs w:val="20"/>
-        </w:rPr>
-      </w:pPr>
-      <w:r>
-        <w:rPr>
-          <w:sz w:val="20"/>
-          <w:szCs w:val="20"/>
-        </w:rPr>
-        <w:t>A can reach B and C</w:t>
-      </w:r>
-    </w:p>
-    <w:p>
-      <w:pPr>
-        <w:numPr>
-          <w:ilvl w:val="0"/>
-          <w:numId w:val="42"/>
-        </w:numPr>
-        <w:rPr>
-          <w:sz w:val="20"/>
-          <w:szCs w:val="20"/>
-        </w:rPr>
-      </w:pPr>
-      <w:r>
-        <w:rPr>
-          <w:sz w:val="20"/>
-          <w:szCs w:val="20"/>
-        </w:rPr>
-        <w:t>B can reach C</w:t>
-      </w:r>
-    </w:p>
-    <w:p>
-      <w:pPr>
-        <w:numPr>
-          <w:ilvl w:val="0"/>
-          <w:numId w:val="42"/>
-        </w:numPr>
-        <w:rPr>
-          <w:sz w:val="20"/>
-          <w:szCs w:val="20"/>
-        </w:rPr>
-      </w:pPr>
-      <w:r>
-        <w:rPr>
-          <w:sz w:val="20"/>
-          <w:szCs w:val="20"/>
-        </w:rPr>
-        <w:t>C cannot reach others</w:t>
-      </w:r>
-    </w:p>
-    <w:p>
-      <w:pPr>
-        <w:rPr>
-          <w:sz w:val="20"/>
-          <w:szCs w:val="20"/>
-        </w:rPr>
-      </w:pPr>
-      <w:r>
-        <w:rPr>
-          <w:sz w:val="20"/>
-          <w:szCs w:val="20"/>
-        </w:rPr>
-        <w:pict w14:anchorId="4D8716F0">
-          <v:rect id="_x0000_i2729" style="width:0;height:1.5pt" o:hralign="center" o:hrstd="t" o:hr="t" fillcolor="#a0a0a0" stroked="f"/>
-        </w:pict>
-      </w:r>
-    </w:p>
-    <w:p>
-      <w:pPr>
-        <w:rPr>
-          <w:b/>
-          <w:bCs/>
-          <w:sz w:val="20"/>
-          <w:szCs w:val="20"/>
-        </w:rPr>
-      </w:pPr>
-      <w:r>
-        <w:rPr>
-          <w:b/>
-          <w:bCs/>
-          <w:sz w:val="20"/>
-          <w:szCs w:val="20"/>
-        </w:rPr>
-        <w:t>7️</w:t>
-      </w:r>
-      <w:r>
-        <w:rPr>
-          <w:rFonts w:ascii="Segoe UI Symbol" w:hAnsi="Segoe UI Symbol" w:cs="Segoe UI Symbol"/>
-          <w:b/>
-          <w:bCs/>
-          <w:sz w:val="20"/>
-          <w:szCs w:val="20"/>
-        </w:rPr>
-        <w:t>⃣</w:t>
-      </w:r>
-      <w:r>
-        <w:rPr>
-          <w:b/>
-          <w:bCs/>
-          <w:sz w:val="20"/>
-          <w:szCs w:val="20"/>
-        </w:rPr>
-        <w:t xml:space="preserve"> Key Observations</w:t>
-      </w:r>
-    </w:p>
-    <w:tbl>
-      <w:tblPr>
-        <w:tblStyle w:val="PlainTable1"/>
-        <w:tblW w:w="0" w:type="auto"/>
-        <w:tblLook w:val="04A0" w:firstRow="1" w:lastRow="0" w:firstColumn="1" w:lastColumn="0" w:noHBand="0" w:noVBand="1"/>
-      </w:tblPr>
-      <w:tblGrid>
-        <w:gridCol w:w="1795"/>
-        <w:gridCol w:w="2034"/>
-      </w:tblGrid>
-      <w:tr>
-        <w:trPr>
-          <w:cnfStyle w:val="100000000000" w:firstRow="1" w:lastRow="0" w:firstColumn="0" w:lastColumn="0" w:oddVBand="0" w:evenVBand="0" w:oddHBand="0" w:evenHBand="0" w:firstRowFirstColumn="0" w:firstRowLastColumn="0" w:lastRowFirstColumn="0" w:lastRowLastColumn="0"/>
-        </w:trPr>
-        <w:tc>
-          <w:tcPr>
-            <w:cnfStyle w:val="001000000000" w:firstRow="0" w:lastRow="0" w:firstColumn="1" w:lastColumn="0" w:oddVBand="0" w:evenVBand="0" w:oddHBand="0" w:evenHBand="0" w:firstRowFirstColumn="0" w:firstRowLastColumn="0" w:lastRowFirstColumn="0" w:lastRowLastColumn="0"/>
-            <w:tcW w:w="0" w:type="auto"/>
-            <w:hideMark/>
-          </w:tcPr>
-          <w:p>
-            <w:pPr>
-              <w:spacing w:after="160" w:line="259" w:lineRule="auto"/>
-              <w:rPr>
-                <w:sz w:val="20"/>
-                <w:szCs w:val="20"/>
-              </w:rPr>
-            </w:pPr>
-            <w:r>
-              <w:rPr>
-                <w:sz w:val="20"/>
-                <w:szCs w:val="20"/>
-              </w:rPr>
-              <w:t>Concept</w:t>
-            </w:r>
-          </w:p>
-        </w:tc>
-        <w:tc>
-          <w:tcPr>
-            <w:tcW w:w="0" w:type="auto"/>
-            <w:hideMark/>
-          </w:tcPr>
-          <w:p>
-            <w:pPr>
-              <w:spacing w:after="160" w:line="259" w:lineRule="auto"/>
-              <w:cnfStyle w:val="100000000000" w:firstRow="1" w:lastRow="0" w:firstColumn="0" w:lastColumn="0" w:oddVBand="0" w:evenVBand="0" w:oddHBand="0" w:evenHBand="0" w:firstRowFirstColumn="0" w:firstRowLastColumn="0" w:lastRowFirstColumn="0" w:lastRowLastColumn="0"/>
-              <w:rPr>
-                <w:sz w:val="20"/>
-                <w:szCs w:val="20"/>
-              </w:rPr>
-            </w:pPr>
-            <w:r>
-              <w:rPr>
-                <w:sz w:val="20"/>
-                <w:szCs w:val="20"/>
-              </w:rPr>
-              <w:t>Meaning</w:t>
-            </w:r>
-          </w:p>
-        </w:tc>
-      </w:tr>
-      <w:tr>
-        <w:trPr>
-          <w:cnfStyle w:val="000000100000" w:firstRow="0" w:lastRow="0" w:firstColumn="0" w:lastColumn="0" w:oddVBand="0" w:evenVBand="0" w:oddHBand="1" w:evenHBand="0" w:firstRowFirstColumn="0" w:firstRowLastColumn="0" w:lastRowFirstColumn="0" w:lastRowLastColumn="0"/>
-        </w:trPr>
-        <w:tc>
-          <w:tcPr>
-            <w:cnfStyle w:val="001000000000" w:firstRow="0" w:lastRow="0" w:firstColumn="1" w:lastColumn="0" w:oddVBand="0" w:evenVBand="0" w:oddHBand="0" w:evenHBand="0" w:firstRowFirstColumn="0" w:firstRowLastColumn="0" w:lastRowFirstColumn="0" w:lastRowLastColumn="0"/>
-            <w:tcW w:w="0" w:type="auto"/>
-            <w:hideMark/>
-          </w:tcPr>
-          <w:p>
-            <w:pPr>
-              <w:spacing w:after="160" w:line="259" w:lineRule="auto"/>
-              <w:rPr>
-                <w:sz w:val="20"/>
-                <w:szCs w:val="20"/>
-              </w:rPr>
-            </w:pPr>
-            <w:r>
-              <w:rPr>
-                <w:sz w:val="20"/>
-                <w:szCs w:val="20"/>
-              </w:rPr>
-              <w:lastRenderedPageBreak/>
-              <w:t>Adjacency matrix</w:t>
-            </w:r>
-          </w:p>
-        </w:tc>
-        <w:tc>
-          <w:tcPr>
-            <w:tcW w:w="0" w:type="auto"/>
-            <w:hideMark/>
-          </w:tcPr>
-          <w:p>
-            <w:pPr>
-              <w:spacing w:after="160" w:line="259" w:lineRule="auto"/>
-              <w:cnfStyle w:val="000000100000" w:firstRow="0" w:lastRow="0" w:firstColumn="0" w:lastColumn="0" w:oddVBand="0" w:evenVBand="0" w:oddHBand="1" w:evenHBand="0" w:firstRowFirstColumn="0" w:firstRowLastColumn="0" w:lastRowFirstColumn="0" w:lastRowLastColumn="0"/>
-              <w:rPr>
-                <w:sz w:val="20"/>
-                <w:szCs w:val="20"/>
-              </w:rPr>
-            </w:pPr>
-            <w:r>
-              <w:rPr>
-                <w:sz w:val="20"/>
-                <w:szCs w:val="20"/>
-              </w:rPr>
-              <w:t>Direct connections</w:t>
-            </w:r>
-          </w:p>
-        </w:tc>
-      </w:tr>
-      <w:tr>
-        <w:tc>
-          <w:tcPr>
-            <w:cnfStyle w:val="001000000000" w:firstRow="0" w:lastRow="0" w:firstColumn="1" w:lastColumn="0" w:oddVBand="0" w:evenVBand="0" w:oddHBand="0" w:evenHBand="0" w:firstRowFirstColumn="0" w:firstRowLastColumn="0" w:lastRowFirstColumn="0" w:lastRowLastColumn="0"/>
-            <w:tcW w:w="0" w:type="auto"/>
-            <w:hideMark/>
-          </w:tcPr>
-          <w:p>
-            <w:pPr>
-              <w:spacing w:after="160" w:line="259" w:lineRule="auto"/>
-              <w:rPr>
-                <w:sz w:val="20"/>
-                <w:szCs w:val="20"/>
-              </w:rPr>
-            </w:pPr>
-            <w:proofErr w:type="spellStart"/>
-            <w:r>
-              <w:rPr>
-                <w:sz w:val="20"/>
-                <w:szCs w:val="20"/>
-              </w:rPr>
-              <w:t>Warshall</w:t>
-            </w:r>
-            <w:proofErr w:type="spellEnd"/>
-            <w:r>
-              <w:rPr>
-                <w:sz w:val="20"/>
-                <w:szCs w:val="20"/>
-              </w:rPr>
-              <w:t xml:space="preserve"> algorithm</w:t>
-            </w:r>
-          </w:p>
-        </w:tc>
-        <w:tc>
-          <w:tcPr>
-            <w:tcW w:w="0" w:type="auto"/>
-            <w:hideMark/>
-          </w:tcPr>
-          <w:p>
-            <w:pPr>
-              <w:spacing w:after="160" w:line="259" w:lineRule="auto"/>
-              <w:cnfStyle w:val="000000000000" w:firstRow="0" w:lastRow="0" w:firstColumn="0" w:lastColumn="0" w:oddVBand="0" w:evenVBand="0" w:oddHBand="0" w:evenHBand="0" w:firstRowFirstColumn="0" w:firstRowLastColumn="0" w:lastRowFirstColumn="0" w:lastRowLastColumn="0"/>
-              <w:rPr>
-                <w:sz w:val="20"/>
-                <w:szCs w:val="20"/>
-              </w:rPr>
-            </w:pPr>
-            <w:r>
-              <w:rPr>
-                <w:sz w:val="20"/>
-                <w:szCs w:val="20"/>
-              </w:rPr>
-              <w:t>Computes reachability</w:t>
-            </w:r>
-          </w:p>
-        </w:tc>
-      </w:tr>
-      <w:tr>
-        <w:trPr>
-          <w:cnfStyle w:val="000000100000" w:firstRow="0" w:lastRow="0" w:firstColumn="0" w:lastColumn="0" w:oddVBand="0" w:evenVBand="0" w:oddHBand="1" w:evenHBand="0" w:firstRowFirstColumn="0" w:firstRowLastColumn="0" w:lastRowFirstColumn="0" w:lastRowLastColumn="0"/>
-        </w:trPr>
-        <w:tc>
-          <w:tcPr>
-            <w:cnfStyle w:val="001000000000" w:firstRow="0" w:lastRow="0" w:firstColumn="1" w:lastColumn="0" w:oddVBand="0" w:evenVBand="0" w:oddHBand="0" w:evenHBand="0" w:firstRowFirstColumn="0" w:firstRowLastColumn="0" w:lastRowFirstColumn="0" w:lastRowLastColumn="0"/>
-            <w:tcW w:w="0" w:type="auto"/>
-            <w:hideMark/>
-          </w:tcPr>
-          <w:p>
-            <w:pPr>
-              <w:spacing w:after="160" w:line="259" w:lineRule="auto"/>
-              <w:rPr>
-                <w:sz w:val="20"/>
-                <w:szCs w:val="20"/>
-              </w:rPr>
-            </w:pPr>
-            <w:r>
-              <w:rPr>
-                <w:sz w:val="20"/>
-                <w:szCs w:val="20"/>
-              </w:rPr>
-              <w:t>Result</w:t>
-            </w:r>
-          </w:p>
-        </w:tc>
-        <w:tc>
-          <w:tcPr>
-            <w:tcW w:w="0" w:type="auto"/>
-            <w:hideMark/>
-          </w:tcPr>
-          <w:p>
-            <w:pPr>
-              <w:spacing w:after="160" w:line="259" w:lineRule="auto"/>
-              <w:cnfStyle w:val="000000100000" w:firstRow="0" w:lastRow="0" w:firstColumn="0" w:lastColumn="0" w:oddVBand="0" w:evenVBand="0" w:oddHBand="1" w:evenHBand="0" w:firstRowFirstColumn="0" w:firstRowLastColumn="0" w:lastRowFirstColumn="0" w:lastRowLastColumn="0"/>
-              <w:rPr>
-                <w:sz w:val="20"/>
-                <w:szCs w:val="20"/>
-              </w:rPr>
-            </w:pPr>
-            <w:r>
-              <w:rPr>
-                <w:sz w:val="20"/>
-                <w:szCs w:val="20"/>
-              </w:rPr>
-              <w:t>Path matrix</w:t>
-            </w:r>
-          </w:p>
-        </w:tc>
-      </w:tr>
-    </w:tbl>
-    <w:p>
-      <w:pPr>
-        <w:rPr>
           <w:sz w:val="20"/>
           <w:szCs w:val="20"/>
         </w:rPr>
@@ -35051,7 +32131,7 @@
           <w:szCs w:val="20"/>
         </w:rPr>
         <w:pict w14:anchorId="5287CF07">
-          <v:rect id="_x0000_i2730" style="width:0;height:1.5pt" o:hralign="center" o:hrstd="t" o:hr="t" fillcolor="#a0a0a0" stroked="f"/>
+          <v:rect id="_x0000_i1151" style="width:0;height:1.5pt" o:hralign="center" o:hrstd="t" o:hr="t" fillcolor="#a0a0a0" stroked="f"/>
         </w:pict>
       </w:r>
     </w:p>
@@ -35206,7 +32286,7 @@
           <w:szCs w:val="20"/>
         </w:rPr>
         <w:pict w14:anchorId="3F1E1137">
-          <v:rect id="_x0000_i2731" style="width:0;height:1.5pt" o:hralign="center" o:hrstd="t" o:hr="t" fillcolor="#a0a0a0" stroked="f"/>
+          <v:rect id="_x0000_i1152" style="width:0;height:1.5pt" o:hralign="center" o:hrstd="t" o:hr="t" fillcolor="#a0a0a0" stroked="f"/>
         </w:pict>
       </w:r>
     </w:p>
@@ -35358,7 +32438,7 @@
           <w:szCs w:val="20"/>
         </w:rPr>
         <w:pict w14:anchorId="7F87445E">
-          <v:rect id="_x0000_i2732" style="width:0;height:1.5pt" o:hralign="center" o:hrstd="t" o:hr="t" fillcolor="#a0a0a0" stroked="f"/>
+          <v:rect id="_x0000_i1153" style="width:0;height:1.5pt" o:hralign="center" o:hrstd="t" o:hr="t" fillcolor="#a0a0a0" stroked="f"/>
         </w:pict>
       </w:r>
     </w:p>
@@ -42761,6 +39841,7 @@
   <w:style w:type="character" w:default="1" w:styleId="DefaultParagraphFont">
     <w:name w:val="Default Paragraph Font"/>
     <w:uiPriority w:val="1"/>
+    <w:semiHidden/>
     <w:unhideWhenUsed/>
   </w:style>
   <w:style w:type="table" w:default="1" w:styleId="TableNormal">
